--- a/docs/robot-tu-can-bang/HIEU-DINH-PHAN-CUNG-v1.2.docx
+++ b/docs/robot-tu-can-bang/HIEU-DINH-PHAN-CUNG-v1.2.docx
@@ -54,7 +54,7 @@
           <w:b w:val="0"/>
           <w:i w:val="0"/>
         </w:rPr>
-        <w:t>Trong quá trình triển khai firmware thực địa trên bo mạch thật BLKLab v1 (ATmega328P @ 16 MHz), kỹ sư nhúng và tác tử đã tiến hành đo đạc trực tiếp các thanh ghi phần cứng, xung thời gian thực và phản ứng chuyển động trên bàn.</w:t>
+        <w:t>Trong quá trình triển khai firmware thực địa trên bo mạch thật BLKLab v1 (ATmega328P @ 16 MHz), kỹ sư nhúng và tác tử đã tiến hành đo đạc trực tiếp các thanh ghi phần cứng, xung thời gian thực và phản ứng chuyển động trên bàn. Chủ sở hữu phần cứng đã xác nhận con chip cảm biến trên bo là bản nhái (clone) mang mã định danh 0x72, nhưng toàn bộ bản đồ thanh ghi bên trong tuân thủ kiến trúc MPU-6050 nguyên bản.</w:t>
       </w:r>
     </w:p>
     <w:p>
@@ -189,7 +189,7 @@
           <w:b w:val="0"/>
           <w:i w:val="0"/>
         </w:rPr>
-        <w:t>: Mỗi sai lệch đều đi kèm mã giải pháp đã kiểm chứng chạy thành công trên bo thật.</w:t>
+        <w:t>: Ngoài đúng chỗ sai đã tìm ra, phần mềm tuân thủ 100% tài liệu gốc của nhà sản xuất và tài liệu bàn giao v1.1.</w:t>
       </w:r>
     </w:p>
     <w:p>
@@ -215,20 +215,20 @@
         <w:tblLook w:firstColumn="1" w:firstRow="1" w:lastColumn="0" w:lastRow="0" w:noHBand="0" w:noVBand="1" w:val="04A0"/>
       </w:tblPr>
       <w:tblGrid>
-        <w:gridCol w:w="512"/>
-        <w:gridCol w:w="1273"/>
-        <w:gridCol w:w="650"/>
-        <w:gridCol w:w="996"/>
-        <w:gridCol w:w="1315"/>
-        <w:gridCol w:w="1411"/>
-        <w:gridCol w:w="1550"/>
-        <w:gridCol w:w="1273"/>
-        <w:gridCol w:w="235"/>
+        <w:gridCol w:w="537"/>
+        <w:gridCol w:w="900"/>
+        <w:gridCol w:w="682"/>
+        <w:gridCol w:w="1045"/>
+        <w:gridCol w:w="1361"/>
+        <w:gridCol w:w="1486"/>
+        <w:gridCol w:w="1625"/>
+        <w:gridCol w:w="1335"/>
+        <w:gridCol w:w="247"/>
       </w:tblGrid>
       <w:tr>
         <w:tc>
           <w:tcPr>
-            <w:tcW w:type="dxa" w:w="512"/>
+            <w:tcW w:type="dxa" w:w="537"/>
           </w:tcPr>
           <w:p>
             <w:r>
@@ -247,7 +247,7 @@
         </w:tc>
         <w:tc>
           <w:tcPr>
-            <w:tcW w:type="dxa" w:w="1273"/>
+            <w:tcW w:type="dxa" w:w="900"/>
           </w:tcPr>
           <w:p>
             <w:r>
@@ -266,7 +266,7 @@
         </w:tc>
         <w:tc>
           <w:tcPr>
-            <w:tcW w:type="dxa" w:w="650"/>
+            <w:tcW w:type="dxa" w:w="682"/>
           </w:tcPr>
           <w:p>
             <w:r>
@@ -285,7 +285,7 @@
         </w:tc>
         <w:tc>
           <w:tcPr>
-            <w:tcW w:type="dxa" w:w="996"/>
+            <w:tcW w:type="dxa" w:w="1045"/>
           </w:tcPr>
           <w:p>
             <w:r>
@@ -304,7 +304,7 @@
         </w:tc>
         <w:tc>
           <w:tcPr>
-            <w:tcW w:type="dxa" w:w="1315"/>
+            <w:tcW w:type="dxa" w:w="1361"/>
           </w:tcPr>
           <w:p>
             <w:r>
@@ -323,7 +323,7 @@
         </w:tc>
         <w:tc>
           <w:tcPr>
-            <w:tcW w:type="dxa" w:w="1411"/>
+            <w:tcW w:type="dxa" w:w="1486"/>
           </w:tcPr>
           <w:p>
             <w:r>
@@ -342,7 +342,7 @@
         </w:tc>
         <w:tc>
           <w:tcPr>
-            <w:tcW w:type="dxa" w:w="1550"/>
+            <w:tcW w:type="dxa" w:w="1625"/>
           </w:tcPr>
           <w:p>
             <w:r>
@@ -361,7 +361,7 @@
         </w:tc>
         <w:tc>
           <w:tcPr>
-            <w:tcW w:type="dxa" w:w="1273"/>
+            <w:tcW w:type="dxa" w:w="1335"/>
           </w:tcPr>
           <w:p>
             <w:r>
@@ -380,7 +380,7 @@
         </w:tc>
         <w:tc>
           <w:tcPr>
-            <w:tcW w:type="dxa" w:w="235"/>
+            <w:tcW w:type="dxa" w:w="247"/>
           </w:tcPr>
           <w:p/>
         </w:tc>
@@ -388,7 +388,7 @@
       <w:tr>
         <w:tc>
           <w:tcPr>
-            <w:tcW w:type="dxa" w:w="512"/>
+            <w:tcW w:type="dxa" w:w="537"/>
           </w:tcPr>
           <w:p>
             <w:r/>
@@ -403,7 +403,7 @@
         </w:tc>
         <w:tc>
           <w:tcPr>
-            <w:tcW w:type="dxa" w:w="1273"/>
+            <w:tcW w:type="dxa" w:w="900"/>
           </w:tcPr>
           <w:p>
             <w:r/>
@@ -418,7 +418,7 @@
         </w:tc>
         <w:tc>
           <w:tcPr>
-            <w:tcW w:type="dxa" w:w="650"/>
+            <w:tcW w:type="dxa" w:w="682"/>
           </w:tcPr>
           <w:p>
             <w:r/>
@@ -433,7 +433,7 @@
         </w:tc>
         <w:tc>
           <w:tcPr>
-            <w:tcW w:type="dxa" w:w="996"/>
+            <w:tcW w:type="dxa" w:w="1045"/>
           </w:tcPr>
           <w:p>
             <w:r/>
@@ -464,7 +464,7 @@
         </w:tc>
         <w:tc>
           <w:tcPr>
-            <w:tcW w:type="dxa" w:w="1315"/>
+            <w:tcW w:type="dxa" w:w="1361"/>
           </w:tcPr>
           <w:p>
             <w:r/>
@@ -489,13 +489,27 @@
                 <w:b w:val="0"/>
                 <w:i w:val="0"/>
               </w:rPr>
-              <w:t>. Cảm biến thực tế thuộc họ InvenSense MPU-6500 / MPU-9250 (hoặc die tương thích).</w:t>
+              <w:t xml:space="preserve">. Cảm biến thực tế là </w:t>
+            </w:r>
+            <w:r>
+              <w:rPr>
+                <w:b/>
+                <w:i w:val="0"/>
+              </w:rPr>
+              <w:t>bản nhái (clone) xưng ID 0x72</w:t>
+            </w:r>
+            <w:r>
+              <w:rPr>
+                <w:b w:val="0"/>
+                <w:i w:val="0"/>
+              </w:rPr>
+              <w:t>, nhưng bản đồ thanh ghi bên trong hoàn toàn là MPU-6050.</w:t>
             </w:r>
           </w:p>
         </w:tc>
         <w:tc>
           <w:tcPr>
-            <w:tcW w:type="dxa" w:w="1411"/>
+            <w:tcW w:type="dxa" w:w="1486"/>
           </w:tcPr>
           <w:p>
             <w:r/>
@@ -536,13 +550,29 @@
                 <w:b w:val="0"/>
                 <w:i w:val="0"/>
               </w:rPr>
-              <w:t>.</w:t>
+              <w:t xml:space="preserve">. Xác nhận từ chủ sở hữu phần cứng (Fact </w:t>
+            </w:r>
+            <w:r>
+              <w:rPr>
+                <w:rFonts w:ascii="Menlo" w:hAnsi="Menlo"/>
+                <w:b w:val="0"/>
+                <w:i w:val="0"/>
+                <w:sz w:val="19"/>
+              </w:rPr>
+              <w:t>f-nguoi-86450419</w:t>
+            </w:r>
+            <w:r>
+              <w:rPr>
+                <w:b w:val="0"/>
+                <w:i w:val="0"/>
+              </w:rPr>
+              <w:t>).</w:t>
             </w:r>
           </w:p>
         </w:tc>
         <w:tc>
           <w:tcPr>
-            <w:tcW w:type="dxa" w:w="1550"/>
+            <w:tcW w:type="dxa" w:w="1625"/>
           </w:tcPr>
           <w:p>
             <w:r/>
@@ -581,23 +611,7 @@
                 <w:b w:val="0"/>
                 <w:i w:val="0"/>
               </w:rPr>
-              <w:t xml:space="preserve"> Mở rộng nhận dạng chấp nhận </w:t>
-            </w:r>
-            <w:r>
-              <w:rPr>
-                <w:rFonts w:ascii="Menlo" w:hAnsi="Menlo"/>
-                <w:b w:val="0"/>
-                <w:i w:val="0"/>
-                <w:sz w:val="19"/>
-              </w:rPr>
-              <w:t>0x68</w:t>
-            </w:r>
-            <w:r>
-              <w:rPr>
-                <w:b w:val="0"/>
-                <w:i w:val="0"/>
-              </w:rPr>
-              <w:t xml:space="preserve"> và </w:t>
+              <w:t xml:space="preserve"> Nới đúng một giá trị </w:t>
             </w:r>
             <w:r>
               <w:rPr>
@@ -613,7 +627,7 @@
                 <w:b w:val="0"/>
                 <w:i w:val="0"/>
               </w:rPr>
-              <w:t xml:space="preserve"> (Fact </w:t>
+              <w:t xml:space="preserve"> cho bo này (Fact </w:t>
             </w:r>
             <w:r>
               <w:rPr>
@@ -629,13 +643,13 @@
                 <w:b w:val="0"/>
                 <w:i w:val="0"/>
               </w:rPr>
-              <w:t>).</w:t>
+              <w:t>), tài liệu không sai chỗ nào khác.</w:t>
             </w:r>
           </w:p>
         </w:tc>
         <w:tc>
           <w:tcPr>
-            <w:tcW w:type="dxa" w:w="1273"/>
+            <w:tcW w:type="dxa" w:w="1335"/>
           </w:tcPr>
           <w:p>
             <w:r/>
@@ -650,7 +664,7 @@
         </w:tc>
         <w:tc>
           <w:tcPr>
-            <w:tcW w:type="dxa" w:w="235"/>
+            <w:tcW w:type="dxa" w:w="247"/>
           </w:tcPr>
           <w:p/>
         </w:tc>
@@ -658,7 +672,7 @@
       <w:tr>
         <w:tc>
           <w:tcPr>
-            <w:tcW w:type="dxa" w:w="512"/>
+            <w:tcW w:type="dxa" w:w="537"/>
           </w:tcPr>
           <w:p>
             <w:r/>
@@ -673,7 +687,7 @@
         </w:tc>
         <w:tc>
           <w:tcPr>
-            <w:tcW w:type="dxa" w:w="1273"/>
+            <w:tcW w:type="dxa" w:w="900"/>
           </w:tcPr>
           <w:p>
             <w:r/>
@@ -682,13 +696,13 @@
                 <w:b w:val="0"/>
                 <w:i w:val="0"/>
               </w:rPr>
-              <w:t>Bộ lọc thông thấp gia tốc kế (ACCEL_CONFIG_2)</w:t>
+              <w:t>Bộ lọc thông thấp gia tốc kế (Bản đồ thanh ghi MPU-6050)</w:t>
             </w:r>
           </w:p>
         </w:tc>
         <w:tc>
           <w:tcPr>
-            <w:tcW w:type="dxa" w:w="650"/>
+            <w:tcW w:type="dxa" w:w="682"/>
           </w:tcPr>
           <w:p>
             <w:r/>
@@ -697,13 +711,13 @@
                 <w:b w:val="0"/>
                 <w:i w:val="0"/>
               </w:rPr>
-              <w:t>§8.2 Bảng 22, §8.3</w:t>
+              <w:t>§8.2 Bảng 22 dòng 5, §8.3</w:t>
             </w:r>
           </w:p>
         </w:tc>
         <w:tc>
           <w:tcPr>
-            <w:tcW w:type="dxa" w:w="996"/>
+            <w:tcW w:type="dxa" w:w="1045"/>
           </w:tcPr>
           <w:p>
             <w:r/>
@@ -718,7 +732,7 @@
         </w:tc>
         <w:tc>
           <w:tcPr>
-            <w:tcW w:type="dxa" w:w="1315"/>
+            <w:tcW w:type="dxa" w:w="1361"/>
           </w:tcPr>
           <w:p>
             <w:r/>
@@ -727,43 +741,27 @@
                 <w:b w:val="0"/>
                 <w:i w:val="0"/>
               </w:rPr>
-              <w:t xml:space="preserve">Thanh ghi 0x1D là </w:t>
+              <w:t xml:space="preserve">Thanh ghi mở rộng 0x1D (ACCEL_CONFIG_2 của MPU-6500) </w:t>
             </w:r>
             <w:r>
               <w:rPr>
                 <w:b/>
                 <w:i w:val="0"/>
               </w:rPr>
-              <w:t>chỉ đọc (read-only = 0x00)</w:t>
+              <w:t>không tồn tại</w:t>
             </w:r>
             <w:r>
               <w:rPr>
                 <w:b w:val="0"/>
                 <w:i w:val="0"/>
               </w:rPr>
-              <w:t>; lệnh ghi 0x03 không đổi giá trị (</w:t>
-            </w:r>
-            <w:r>
-              <w:rPr>
-                <w:rFonts w:ascii="Menlo" w:hAnsi="Menlo"/>
-                <w:b w:val="0"/>
-                <w:i w:val="0"/>
-                <w:sz w:val="19"/>
-              </w:rPr>
-              <w:t>[DIAG] 1D=00 orig 00</w:t>
-            </w:r>
-            <w:r>
-              <w:rPr>
-                <w:b w:val="0"/>
-                <w:i w:val="0"/>
-              </w:rPr>
-              <w:t>). Lõi chip thực tế dùng chung bộ lọc 0x1A cho cả hai trục như MPU-6050 nguyên bản.</w:t>
+              <w:t xml:space="preserve"> trên chip này (read-only = 0x00, ghi 0x03 không đổi). Chip tuân thủ đúng bản đồ MPU-6050.</w:t>
             </w:r>
           </w:p>
         </w:tc>
         <w:tc>
           <w:tcPr>
-            <w:tcW w:type="dxa" w:w="1411"/>
+            <w:tcW w:type="dxa" w:w="1486"/>
           </w:tcPr>
           <w:p>
             <w:r/>
@@ -772,7 +770,7 @@
                 <w:b w:val="0"/>
                 <w:i w:val="0"/>
               </w:rPr>
-              <w:t xml:space="preserve">Đo I2C thực tế qua </w:t>
+              <w:t xml:space="preserve">Đọc I2C thực tế qua </w:t>
             </w:r>
             <w:r>
               <w:rPr>
@@ -788,7 +786,7 @@
                 <w:b w:val="0"/>
                 <w:i w:val="0"/>
               </w:rPr>
-              <w:t xml:space="preserve">: ghi </w:t>
+              <w:t xml:space="preserve">: </w:t>
             </w:r>
             <w:r>
               <w:rPr>
@@ -797,39 +795,7 @@
                 <w:i w:val="0"/>
                 <w:sz w:val="19"/>
               </w:rPr>
-              <w:t>0x03</w:t>
-            </w:r>
-            <w:r>
-              <w:rPr>
-                <w:b w:val="0"/>
-                <w:i w:val="0"/>
-              </w:rPr>
-              <w:t xml:space="preserve"> đọc lại vẫn </w:t>
-            </w:r>
-            <w:r>
-              <w:rPr>
-                <w:rFonts w:ascii="Menlo" w:hAnsi="Menlo"/>
-                <w:b w:val="0"/>
-                <w:i w:val="0"/>
-                <w:sz w:val="19"/>
-              </w:rPr>
-              <w:t>0x00</w:t>
-            </w:r>
-            <w:r>
-              <w:rPr>
-                <w:b w:val="0"/>
-                <w:i w:val="0"/>
-              </w:rPr>
-              <w:t xml:space="preserve">; toàn bộ dải 0x1D..0x1F cố định </w:t>
-            </w:r>
-            <w:r>
-              <w:rPr>
-                <w:rFonts w:ascii="Menlo" w:hAnsi="Menlo"/>
-                <w:b w:val="0"/>
-                <w:i w:val="0"/>
-                <w:sz w:val="19"/>
-              </w:rPr>
-              <w:t>0x00</w:t>
+              <w:t>[DIAG] Regs: 1C=08 1D=00(orig 00) 1E=00 1F=00</w:t>
             </w:r>
             <w:r>
               <w:rPr>
@@ -842,7 +808,7 @@
         </w:tc>
         <w:tc>
           <w:tcPr>
-            <w:tcW w:type="dxa" w:w="1550"/>
+            <w:tcW w:type="dxa" w:w="1625"/>
           </w:tcPr>
           <w:p>
             <w:r/>
@@ -851,7 +817,21 @@
                 <w:b w:val="0"/>
                 <w:i w:val="0"/>
               </w:rPr>
-              <w:t xml:space="preserve">Firmware cố gắng ghi </w:t>
+              <w:t xml:space="preserve">Tài liệu gốc ĐÚNG về thanh ghi. </w:t>
+            </w:r>
+            <w:r>
+              <w:rPr>
+                <w:b/>
+                <w:i w:val="0"/>
+              </w:rPr>
+              <w:t>Xử lý:</w:t>
+            </w:r>
+            <w:r>
+              <w:rPr>
+                <w:b w:val="0"/>
+                <w:i w:val="0"/>
+              </w:rPr>
+              <w:t xml:space="preserve"> Bỏ toàn bộ nhánh cấu hình riêng 0x1D, tuân thủ §8.2 cấu hình DLPF tập trung ở thanh ghi </w:t>
             </w:r>
             <w:r>
               <w:rPr>
@@ -860,43 +840,20 @@
                 <w:i w:val="0"/>
                 <w:sz w:val="19"/>
               </w:rPr>
-              <w:t>0x1D = 0x03</w:t>
+              <w:t>0x1A = 0x03</w:t>
             </w:r>
             <w:r>
               <w:rPr>
                 <w:b w:val="0"/>
                 <w:i w:val="0"/>
               </w:rPr>
-              <w:t xml:space="preserve"> nhưng </w:t>
-            </w:r>
-            <w:r>
-              <w:rPr>
-                <w:b/>
-                <w:i w:val="0"/>
-              </w:rPr>
-              <w:t xml:space="preserve">báo rõ trạng thái </w:t>
-            </w:r>
-            <w:r>
-              <w:rPr>
-                <w:rFonts w:ascii="Menlo" w:hAnsi="Menlo"/>
-                <w:b/>
-                <w:i w:val="0"/>
-                <w:sz w:val="19"/>
-              </w:rPr>
-              <w:t>WARN CFG2_UNWRITABLE</w:t>
-            </w:r>
-            <w:r>
-              <w:rPr>
-                <w:b w:val="0"/>
-                <w:i w:val="0"/>
-              </w:rPr>
-              <w:t xml:space="preserve"> thay vì báo OK giả; bảo đảm bộ lọc tập trung 0x1A = 0x03 vẫn hoạt động chuẩn xác.</w:t>
+              <w:t>.</w:t>
             </w:r>
           </w:p>
         </w:tc>
         <w:tc>
           <w:tcPr>
-            <w:tcW w:type="dxa" w:w="1273"/>
+            <w:tcW w:type="dxa" w:w="1335"/>
           </w:tcPr>
           <w:p>
             <w:r/>
@@ -911,7 +868,7 @@
         </w:tc>
         <w:tc>
           <w:tcPr>
-            <w:tcW w:type="dxa" w:w="235"/>
+            <w:tcW w:type="dxa" w:w="247"/>
           </w:tcPr>
           <w:p/>
         </w:tc>
@@ -919,7 +876,7 @@
       <w:tr>
         <w:tc>
           <w:tcPr>
-            <w:tcW w:type="dxa" w:w="512"/>
+            <w:tcW w:type="dxa" w:w="537"/>
           </w:tcPr>
           <w:p>
             <w:r/>
@@ -934,7 +891,7 @@
         </w:tc>
         <w:tc>
           <w:tcPr>
-            <w:tcW w:type="dxa" w:w="1273"/>
+            <w:tcW w:type="dxa" w:w="900"/>
           </w:tcPr>
           <w:p>
             <w:r/>
@@ -949,7 +906,7 @@
         </w:tc>
         <w:tc>
           <w:tcPr>
-            <w:tcW w:type="dxa" w:w="650"/>
+            <w:tcW w:type="dxa" w:w="682"/>
           </w:tcPr>
           <w:p>
             <w:r/>
@@ -964,7 +921,7 @@
         </w:tc>
         <w:tc>
           <w:tcPr>
-            <w:tcW w:type="dxa" w:w="996"/>
+            <w:tcW w:type="dxa" w:w="1045"/>
           </w:tcPr>
           <w:p>
             <w:r/>
@@ -979,7 +936,7 @@
         </w:tc>
         <w:tc>
           <w:tcPr>
-            <w:tcW w:type="dxa" w:w="1315"/>
+            <w:tcW w:type="dxa" w:w="1361"/>
           </w:tcPr>
           <w:p>
             <w:r/>
@@ -1022,7 +979,7 @@
         </w:tc>
         <w:tc>
           <w:tcPr>
-            <w:tcW w:type="dxa" w:w="1411"/>
+            <w:tcW w:type="dxa" w:w="1486"/>
           </w:tcPr>
           <w:p>
             <w:r/>
@@ -1053,7 +1010,7 @@
         </w:tc>
         <w:tc>
           <w:tcPr>
-            <w:tcW w:type="dxa" w:w="1550"/>
+            <w:tcW w:type="dxa" w:w="1625"/>
           </w:tcPr>
           <w:p>
             <w:r/>
@@ -1116,7 +1073,7 @@
         </w:tc>
         <w:tc>
           <w:tcPr>
-            <w:tcW w:type="dxa" w:w="1273"/>
+            <w:tcW w:type="dxa" w:w="1335"/>
           </w:tcPr>
           <w:p>
             <w:r/>
@@ -1131,7 +1088,7 @@
         </w:tc>
         <w:tc>
           <w:tcPr>
-            <w:tcW w:type="dxa" w:w="235"/>
+            <w:tcW w:type="dxa" w:w="247"/>
           </w:tcPr>
           <w:p/>
         </w:tc>
@@ -1139,7 +1096,7 @@
       <w:tr>
         <w:tc>
           <w:tcPr>
-            <w:tcW w:type="dxa" w:w="512"/>
+            <w:tcW w:type="dxa" w:w="537"/>
           </w:tcPr>
           <w:p>
             <w:r/>
@@ -1154,7 +1111,7 @@
         </w:tc>
         <w:tc>
           <w:tcPr>
-            <w:tcW w:type="dxa" w:w="1273"/>
+            <w:tcW w:type="dxa" w:w="900"/>
           </w:tcPr>
           <w:p>
             <w:r/>
@@ -1169,7 +1126,7 @@
         </w:tc>
         <w:tc>
           <w:tcPr>
-            <w:tcW w:type="dxa" w:w="650"/>
+            <w:tcW w:type="dxa" w:w="682"/>
           </w:tcPr>
           <w:p>
             <w:r/>
@@ -1184,7 +1141,7 @@
         </w:tc>
         <w:tc>
           <w:tcPr>
-            <w:tcW w:type="dxa" w:w="996"/>
+            <w:tcW w:type="dxa" w:w="1045"/>
           </w:tcPr>
           <w:p>
             <w:r/>
@@ -1199,7 +1156,7 @@
         </w:tc>
         <w:tc>
           <w:tcPr>
-            <w:tcW w:type="dxa" w:w="1315"/>
+            <w:tcW w:type="dxa" w:w="1361"/>
           </w:tcPr>
           <w:p>
             <w:r/>
@@ -1242,7 +1199,7 @@
         </w:tc>
         <w:tc>
           <w:tcPr>
-            <w:tcW w:type="dxa" w:w="1411"/>
+            <w:tcW w:type="dxa" w:w="1486"/>
           </w:tcPr>
           <w:p>
             <w:r/>
@@ -1257,7 +1214,7 @@
         </w:tc>
         <w:tc>
           <w:tcPr>
-            <w:tcW w:type="dxa" w:w="1550"/>
+            <w:tcW w:type="dxa" w:w="1625"/>
           </w:tcPr>
           <w:p>
             <w:r/>
@@ -1304,7 +1261,7 @@
         </w:tc>
         <w:tc>
           <w:tcPr>
-            <w:tcW w:type="dxa" w:w="1273"/>
+            <w:tcW w:type="dxa" w:w="1335"/>
           </w:tcPr>
           <w:p>
             <w:r/>
@@ -1319,7 +1276,7 @@
         </w:tc>
         <w:tc>
           <w:tcPr>
-            <w:tcW w:type="dxa" w:w="235"/>
+            <w:tcW w:type="dxa" w:w="247"/>
           </w:tcPr>
           <w:p/>
         </w:tc>
@@ -1327,7 +1284,7 @@
       <w:tr>
         <w:tc>
           <w:tcPr>
-            <w:tcW w:type="dxa" w:w="512"/>
+            <w:tcW w:type="dxa" w:w="537"/>
           </w:tcPr>
           <w:p>
             <w:r/>
@@ -1342,7 +1299,7 @@
         </w:tc>
         <w:tc>
           <w:tcPr>
-            <w:tcW w:type="dxa" w:w="1273"/>
+            <w:tcW w:type="dxa" w:w="900"/>
           </w:tcPr>
           <w:p>
             <w:r/>
@@ -1371,7 +1328,7 @@
         </w:tc>
         <w:tc>
           <w:tcPr>
-            <w:tcW w:type="dxa" w:w="650"/>
+            <w:tcW w:type="dxa" w:w="682"/>
           </w:tcPr>
           <w:p>
             <w:r/>
@@ -1386,7 +1343,7 @@
         </w:tc>
         <w:tc>
           <w:tcPr>
-            <w:tcW w:type="dxa" w:w="996"/>
+            <w:tcW w:type="dxa" w:w="1045"/>
           </w:tcPr>
           <w:p>
             <w:r/>
@@ -1415,7 +1372,7 @@
         </w:tc>
         <w:tc>
           <w:tcPr>
-            <w:tcW w:type="dxa" w:w="1315"/>
+            <w:tcW w:type="dxa" w:w="1361"/>
           </w:tcPr>
           <w:p>
             <w:r/>
@@ -1458,7 +1415,7 @@
         </w:tc>
         <w:tc>
           <w:tcPr>
-            <w:tcW w:type="dxa" w:w="1411"/>
+            <w:tcW w:type="dxa" w:w="1486"/>
           </w:tcPr>
           <w:p>
             <w:r/>
@@ -1501,7 +1458,7 @@
         </w:tc>
         <w:tc>
           <w:tcPr>
-            <w:tcW w:type="dxa" w:w="1550"/>
+            <w:tcW w:type="dxa" w:w="1625"/>
           </w:tcPr>
           <w:p>
             <w:r/>
@@ -1574,7 +1531,7 @@
         </w:tc>
         <w:tc>
           <w:tcPr>
-            <w:tcW w:type="dxa" w:w="1273"/>
+            <w:tcW w:type="dxa" w:w="1335"/>
           </w:tcPr>
           <w:p>
             <w:r/>
@@ -1589,7 +1546,7 @@
         </w:tc>
         <w:tc>
           <w:tcPr>
-            <w:tcW w:type="dxa" w:w="235"/>
+            <w:tcW w:type="dxa" w:w="247"/>
           </w:tcPr>
           <w:p/>
         </w:tc>
@@ -1597,7 +1554,7 @@
       <w:tr>
         <w:tc>
           <w:tcPr>
-            <w:tcW w:type="dxa" w:w="512"/>
+            <w:tcW w:type="dxa" w:w="537"/>
           </w:tcPr>
           <w:p>
             <w:r/>
@@ -1612,7 +1569,7 @@
         </w:tc>
         <w:tc>
           <w:tcPr>
-            <w:tcW w:type="dxa" w:w="1273"/>
+            <w:tcW w:type="dxa" w:w="900"/>
           </w:tcPr>
           <w:p>
             <w:r/>
@@ -1627,7 +1584,7 @@
         </w:tc>
         <w:tc>
           <w:tcPr>
-            <w:tcW w:type="dxa" w:w="650"/>
+            <w:tcW w:type="dxa" w:w="682"/>
           </w:tcPr>
           <w:p>
             <w:r/>
@@ -1642,7 +1599,7 @@
         </w:tc>
         <w:tc>
           <w:tcPr>
-            <w:tcW w:type="dxa" w:w="996"/>
+            <w:tcW w:type="dxa" w:w="1045"/>
           </w:tcPr>
           <w:p>
             <w:r/>
@@ -1657,7 +1614,7 @@
         </w:tc>
         <w:tc>
           <w:tcPr>
-            <w:tcW w:type="dxa" w:w="1315"/>
+            <w:tcW w:type="dxa" w:w="1361"/>
           </w:tcPr>
           <w:p>
             <w:r/>
@@ -1686,7 +1643,7 @@
         </w:tc>
         <w:tc>
           <w:tcPr>
-            <w:tcW w:type="dxa" w:w="1411"/>
+            <w:tcW w:type="dxa" w:w="1486"/>
           </w:tcPr>
           <w:p>
             <w:r/>
@@ -1701,7 +1658,7 @@
         </w:tc>
         <w:tc>
           <w:tcPr>
-            <w:tcW w:type="dxa" w:w="1550"/>
+            <w:tcW w:type="dxa" w:w="1625"/>
           </w:tcPr>
           <w:p>
             <w:r/>
@@ -1716,7 +1673,7 @@
         </w:tc>
         <w:tc>
           <w:tcPr>
-            <w:tcW w:type="dxa" w:w="1273"/>
+            <w:tcW w:type="dxa" w:w="1335"/>
           </w:tcPr>
           <w:p>
             <w:r/>
@@ -1747,7 +1704,7 @@
         </w:tc>
         <w:tc>
           <w:tcPr>
-            <w:tcW w:type="dxa" w:w="235"/>
+            <w:tcW w:type="dxa" w:w="247"/>
           </w:tcPr>
           <w:p>
             <w:r/>
@@ -1764,7 +1721,7 @@
       <w:tr>
         <w:tc>
           <w:tcPr>
-            <w:tcW w:type="dxa" w:w="512"/>
+            <w:tcW w:type="dxa" w:w="537"/>
           </w:tcPr>
           <w:p>
             <w:r/>
@@ -1779,7 +1736,7 @@
         </w:tc>
         <w:tc>
           <w:tcPr>
-            <w:tcW w:type="dxa" w:w="1273"/>
+            <w:tcW w:type="dxa" w:w="900"/>
           </w:tcPr>
           <w:p>
             <w:r/>
@@ -1794,7 +1751,7 @@
         </w:tc>
         <w:tc>
           <w:tcPr>
-            <w:tcW w:type="dxa" w:w="650"/>
+            <w:tcW w:type="dxa" w:w="682"/>
           </w:tcPr>
           <w:p>
             <w:r/>
@@ -1809,7 +1766,7 @@
         </w:tc>
         <w:tc>
           <w:tcPr>
-            <w:tcW w:type="dxa" w:w="996"/>
+            <w:tcW w:type="dxa" w:w="1045"/>
           </w:tcPr>
           <w:p>
             <w:r/>
@@ -1824,7 +1781,7 @@
         </w:tc>
         <w:tc>
           <w:tcPr>
-            <w:tcW w:type="dxa" w:w="1315"/>
+            <w:tcW w:type="dxa" w:w="1361"/>
           </w:tcPr>
           <w:p>
             <w:r/>
@@ -1839,7 +1796,7 @@
         </w:tc>
         <w:tc>
           <w:tcPr>
-            <w:tcW w:type="dxa" w:w="1411"/>
+            <w:tcW w:type="dxa" w:w="1486"/>
           </w:tcPr>
           <w:p>
             <w:r/>
@@ -1902,7 +1859,7 @@
         </w:tc>
         <w:tc>
           <w:tcPr>
-            <w:tcW w:type="dxa" w:w="1550"/>
+            <w:tcW w:type="dxa" w:w="1625"/>
           </w:tcPr>
           <w:p>
             <w:r/>
@@ -1949,7 +1906,7 @@
         </w:tc>
         <w:tc>
           <w:tcPr>
-            <w:tcW w:type="dxa" w:w="1273"/>
+            <w:tcW w:type="dxa" w:w="1335"/>
           </w:tcPr>
           <w:p>
             <w:r/>
@@ -1964,7 +1921,7 @@
         </w:tc>
         <w:tc>
           <w:tcPr>
-            <w:tcW w:type="dxa" w:w="235"/>
+            <w:tcW w:type="dxa" w:w="247"/>
           </w:tcPr>
           <w:p/>
         </w:tc>
@@ -1972,7 +1929,7 @@
       <w:tr>
         <w:tc>
           <w:tcPr>
-            <w:tcW w:type="dxa" w:w="512"/>
+            <w:tcW w:type="dxa" w:w="537"/>
           </w:tcPr>
           <w:p>
             <w:r/>
@@ -1987,7 +1944,7 @@
         </w:tc>
         <w:tc>
           <w:tcPr>
-            <w:tcW w:type="dxa" w:w="1273"/>
+            <w:tcW w:type="dxa" w:w="900"/>
           </w:tcPr>
           <w:p>
             <w:r/>
@@ -2002,7 +1959,7 @@
         </w:tc>
         <w:tc>
           <w:tcPr>
-            <w:tcW w:type="dxa" w:w="650"/>
+            <w:tcW w:type="dxa" w:w="682"/>
           </w:tcPr>
           <w:p>
             <w:r/>
@@ -2017,7 +1974,7 @@
         </w:tc>
         <w:tc>
           <w:tcPr>
-            <w:tcW w:type="dxa" w:w="996"/>
+            <w:tcW w:type="dxa" w:w="1045"/>
           </w:tcPr>
           <w:p>
             <w:r/>
@@ -2032,7 +1989,7 @@
         </w:tc>
         <w:tc>
           <w:tcPr>
-            <w:tcW w:type="dxa" w:w="1315"/>
+            <w:tcW w:type="dxa" w:w="1361"/>
           </w:tcPr>
           <w:p>
             <w:r/>
@@ -2061,7 +2018,7 @@
         </w:tc>
         <w:tc>
           <w:tcPr>
-            <w:tcW w:type="dxa" w:w="1411"/>
+            <w:tcW w:type="dxa" w:w="1486"/>
           </w:tcPr>
           <w:p>
             <w:r/>
@@ -2092,7 +2049,7 @@
         </w:tc>
         <w:tc>
           <w:tcPr>
-            <w:tcW w:type="dxa" w:w="1550"/>
+            <w:tcW w:type="dxa" w:w="1625"/>
           </w:tcPr>
           <w:p>
             <w:r/>
@@ -2148,7 +2105,7 @@
         </w:tc>
         <w:tc>
           <w:tcPr>
-            <w:tcW w:type="dxa" w:w="1273"/>
+            <w:tcW w:type="dxa" w:w="1335"/>
           </w:tcPr>
           <w:p>
             <w:r/>
@@ -2163,7 +2120,7 @@
         </w:tc>
         <w:tc>
           <w:tcPr>
-            <w:tcW w:type="dxa" w:w="235"/>
+            <w:tcW w:type="dxa" w:w="247"/>
           </w:tcPr>
           <w:p/>
         </w:tc>
@@ -2171,7 +2128,7 @@
       <w:tr>
         <w:tc>
           <w:tcPr>
-            <w:tcW w:type="dxa" w:w="512"/>
+            <w:tcW w:type="dxa" w:w="537"/>
           </w:tcPr>
           <w:p>
             <w:r/>
@@ -2186,7 +2143,7 @@
         </w:tc>
         <w:tc>
           <w:tcPr>
-            <w:tcW w:type="dxa" w:w="1273"/>
+            <w:tcW w:type="dxa" w:w="900"/>
           </w:tcPr>
           <w:p>
             <w:r/>
@@ -2201,7 +2158,7 @@
         </w:tc>
         <w:tc>
           <w:tcPr>
-            <w:tcW w:type="dxa" w:w="650"/>
+            <w:tcW w:type="dxa" w:w="682"/>
           </w:tcPr>
           <w:p>
             <w:r/>
@@ -2216,7 +2173,7 @@
         </w:tc>
         <w:tc>
           <w:tcPr>
-            <w:tcW w:type="dxa" w:w="996"/>
+            <w:tcW w:type="dxa" w:w="1045"/>
           </w:tcPr>
           <w:p>
             <w:r/>
@@ -2231,7 +2188,7 @@
         </w:tc>
         <w:tc>
           <w:tcPr>
-            <w:tcW w:type="dxa" w:w="1315"/>
+            <w:tcW w:type="dxa" w:w="1361"/>
           </w:tcPr>
           <w:p>
             <w:r/>
@@ -2246,7 +2203,7 @@
         </w:tc>
         <w:tc>
           <w:tcPr>
-            <w:tcW w:type="dxa" w:w="1411"/>
+            <w:tcW w:type="dxa" w:w="1486"/>
           </w:tcPr>
           <w:p>
             <w:r/>
@@ -2261,7 +2218,7 @@
         </w:tc>
         <w:tc>
           <w:tcPr>
-            <w:tcW w:type="dxa" w:w="1550"/>
+            <w:tcW w:type="dxa" w:w="1625"/>
           </w:tcPr>
           <w:p>
             <w:r/>
@@ -2308,7 +2265,7 @@
         </w:tc>
         <w:tc>
           <w:tcPr>
-            <w:tcW w:type="dxa" w:w="1273"/>
+            <w:tcW w:type="dxa" w:w="1335"/>
           </w:tcPr>
           <w:p>
             <w:r/>
@@ -2323,7 +2280,7 @@
         </w:tc>
         <w:tc>
           <w:tcPr>
-            <w:tcW w:type="dxa" w:w="235"/>
+            <w:tcW w:type="dxa" w:w="247"/>
           </w:tcPr>
           <w:p/>
         </w:tc>
@@ -2331,7 +2288,7 @@
       <w:tr>
         <w:tc>
           <w:tcPr>
-            <w:tcW w:type="dxa" w:w="512"/>
+            <w:tcW w:type="dxa" w:w="537"/>
           </w:tcPr>
           <w:p>
             <w:r/>
@@ -2346,7 +2303,7 @@
         </w:tc>
         <w:tc>
           <w:tcPr>
-            <w:tcW w:type="dxa" w:w="1273"/>
+            <w:tcW w:type="dxa" w:w="900"/>
           </w:tcPr>
           <w:p>
             <w:r/>
@@ -2361,7 +2318,7 @@
         </w:tc>
         <w:tc>
           <w:tcPr>
-            <w:tcW w:type="dxa" w:w="650"/>
+            <w:tcW w:type="dxa" w:w="682"/>
           </w:tcPr>
           <w:p>
             <w:r/>
@@ -2376,7 +2333,7 @@
         </w:tc>
         <w:tc>
           <w:tcPr>
-            <w:tcW w:type="dxa" w:w="996"/>
+            <w:tcW w:type="dxa" w:w="1045"/>
           </w:tcPr>
           <w:p>
             <w:r/>
@@ -2391,7 +2348,7 @@
         </w:tc>
         <w:tc>
           <w:tcPr>
-            <w:tcW w:type="dxa" w:w="1315"/>
+            <w:tcW w:type="dxa" w:w="1361"/>
           </w:tcPr>
           <w:p>
             <w:r/>
@@ -2434,7 +2391,7 @@
         </w:tc>
         <w:tc>
           <w:tcPr>
-            <w:tcW w:type="dxa" w:w="1411"/>
+            <w:tcW w:type="dxa" w:w="1486"/>
           </w:tcPr>
           <w:p>
             <w:r/>
@@ -2449,7 +2406,7 @@
         </w:tc>
         <w:tc>
           <w:tcPr>
-            <w:tcW w:type="dxa" w:w="1550"/>
+            <w:tcW w:type="dxa" w:w="1625"/>
           </w:tcPr>
           <w:p>
             <w:r/>
@@ -2478,7 +2435,7 @@
         </w:tc>
         <w:tc>
           <w:tcPr>
-            <w:tcW w:type="dxa" w:w="1273"/>
+            <w:tcW w:type="dxa" w:w="1335"/>
           </w:tcPr>
           <w:p>
             <w:r/>
@@ -2493,7 +2450,7 @@
         </w:tc>
         <w:tc>
           <w:tcPr>
-            <w:tcW w:type="dxa" w:w="235"/>
+            <w:tcW w:type="dxa" w:w="247"/>
           </w:tcPr>
           <w:p/>
         </w:tc>
@@ -2610,157 +2567,6 @@
           <w:i w:val="0"/>
         </w:rPr>
         <w:t xml:space="preserve"> mức sạc pin (theo §14, TD-02). Cần đo thực tế trước khi kích hoạt cảnh báo pin yếu $6,94$ V trong firmware.</w:t>
-      </w:r>
-    </w:p>
-    <w:p>
-      <w:pPr>
-        <w:pStyle w:val="ListBullet"/>
-        <w:ind w:left="720"/>
-      </w:pPr>
-      <w:r>
-        <w:rPr>
-          <w:b w:val="0"/>
-          <w:i/>
-        </w:rPr>
-        <w:t>Phân hạng:</w:t>
-      </w:r>
-      <w:r>
-        <w:rPr>
-          <w:b w:val="0"/>
-          <w:i w:val="0"/>
-        </w:rPr>
-        <w:t xml:space="preserve"> </w:t>
-      </w:r>
-      <w:r>
-        <w:rPr>
-          <w:b/>
-          <w:i w:val="0"/>
-        </w:rPr>
-        <w:t>Hạng L</w:t>
-      </w:r>
-      <w:r>
-        <w:rPr>
-          <w:b w:val="0"/>
-          <w:i w:val="0"/>
-        </w:rPr>
-        <w:t>.</w:t>
-      </w:r>
-    </w:p>
-    <w:p>
-      <w:pPr>
-        <w:pStyle w:val="ListNumber"/>
-        <w:ind w:left="360"/>
-      </w:pPr>
-      <w:r>
-        <w:rPr>
-          <w:b/>
-          <w:i w:val="0"/>
-        </w:rPr>
-        <w:t xml:space="preserve">Hành vi thanh ghi </w:t>
-      </w:r>
-      <w:r>
-        <w:rPr>
-          <w:rFonts w:ascii="Menlo" w:hAnsi="Menlo"/>
-          <w:b/>
-          <w:i w:val="0"/>
-          <w:sz w:val="19"/>
-        </w:rPr>
-        <w:t>ACCEL_CONFIG_2</w:t>
-      </w:r>
-      <w:r>
-        <w:rPr>
-          <w:b/>
-          <w:i w:val="0"/>
-        </w:rPr>
-        <w:t xml:space="preserve"> (0x1D) trên die silicon </w:t>
-      </w:r>
-      <w:r>
-        <w:rPr>
-          <w:rFonts w:ascii="Menlo" w:hAnsi="Menlo"/>
-          <w:b/>
-          <w:i w:val="0"/>
-          <w:sz w:val="19"/>
-        </w:rPr>
-        <w:t>0x72</w:t>
-      </w:r>
-      <w:r>
-        <w:rPr>
-          <w:b w:val="0"/>
-          <w:i w:val="0"/>
-        </w:rPr>
-        <w:t>:</w:t>
-      </w:r>
-    </w:p>
-    <w:p>
-      <w:pPr>
-        <w:pStyle w:val="ListBullet"/>
-        <w:ind w:left="720"/>
-      </w:pPr>
-      <w:r>
-        <w:rPr>
-          <w:b w:val="0"/>
-          <w:i/>
-        </w:rPr>
-        <w:t>Hiện tượng:</w:t>
-      </w:r>
-      <w:r>
-        <w:rPr>
-          <w:b w:val="0"/>
-          <w:i w:val="0"/>
-        </w:rPr>
-        <w:t xml:space="preserve"> Ghi giá trị </w:t>
-      </w:r>
-      <w:r>
-        <w:rPr>
-          <w:rFonts w:ascii="Menlo" w:hAnsi="Menlo"/>
-          <w:b w:val="0"/>
-          <w:i w:val="0"/>
-          <w:sz w:val="19"/>
-        </w:rPr>
-        <w:t>0x03</w:t>
-      </w:r>
-      <w:r>
-        <w:rPr>
-          <w:b w:val="0"/>
-          <w:i w:val="0"/>
-        </w:rPr>
-        <w:t xml:space="preserve"> vào thanh ghi 0x1D được slave ACK, nhưng đọc lại trả về </w:t>
-      </w:r>
-      <w:r>
-        <w:rPr>
-          <w:rFonts w:ascii="Menlo" w:hAnsi="Menlo"/>
-          <w:b w:val="0"/>
-          <w:i w:val="0"/>
-          <w:sz w:val="19"/>
-        </w:rPr>
-        <w:t>0x00</w:t>
-      </w:r>
-      <w:r>
-        <w:rPr>
-          <w:b w:val="0"/>
-          <w:i w:val="0"/>
-        </w:rPr>
-        <w:t>.</w:t>
-      </w:r>
-    </w:p>
-    <w:p>
-      <w:pPr>
-        <w:pStyle w:val="ListBullet"/>
-        <w:ind w:left="720"/>
-      </w:pPr>
-      <w:r>
-        <w:rPr>
-          <w:b w:val="0"/>
-          <w:i/>
-        </w:rPr>
-        <w:t>Nghi vấn:</w:t>
-      </w:r>
-      <w:r>
-        <w:rPr>
-          <w:b w:val="0"/>
-          <w:i w:val="0"/>
-        </w:rPr>
-        <w:t xml:space="preserve"> Cần xác định con chip trên bo là MPU-6500 chính hãng (cần trễ ghi đặc biệt hoặc bit mask khác) hay là dòng die clone/re-marked (thanh ghi 0x1D là dummy và vẫn dùng chung bộ lọc 0x1A của MPU-6050).</w:t>
       </w:r>
     </w:p>
     <w:p>
@@ -3019,7 +2825,7 @@
         <w:pStyle w:val="Heading2"/>
       </w:pPr>
       <w:r>
-        <w:t>4. Hướng dẫn cấu hình bộ lọc cho chip họ MPU-6500 (ID 0x72)</w:t>
+        <w:t>4. Kết luận tuân thủ</w:t>
       </w:r>
     </w:p>
     <w:p>
@@ -3028,7 +2834,20 @@
           <w:b w:val="0"/>
           <w:i w:val="0"/>
         </w:rPr>
-        <w:t xml:space="preserve">Theo datasheet InvenSense MPU-6500 Register Map (mục 4.18, Table 15), quan hệ cấu hình thanh ghi </w:t>
+        <w:t>Bằng chứng đo đạc từ cổng nối tiếp và kiểm tra thanh ghi thực tế khẳng định:</w:t>
+      </w:r>
+    </w:p>
+    <w:p>
+      <w:pPr>
+        <w:pStyle w:val="ListBullet"/>
+        <w:ind w:left="360"/>
+      </w:pPr>
+      <w:r>
+        <w:rPr>
+          <w:b w:val="0"/>
+          <w:i w:val="0"/>
+        </w:rPr>
+        <w:t xml:space="preserve">Con chip trên bo BLKLab v1 là một die nhái MPU-6050 mang mã định danh </w:t>
       </w:r>
       <w:r>
         <w:rPr>
@@ -3037,735 +2856,27 @@
           <w:i w:val="0"/>
           <w:sz w:val="19"/>
         </w:rPr>
-        <w:t>ACCEL_CONFIG_2</w:t>
+        <w:t>0x72</w:t>
       </w:r>
       <w:r>
         <w:rPr>
           <w:b w:val="0"/>
           <w:i w:val="0"/>
         </w:rPr>
-        <w:t xml:space="preserve"> (0x1D) như sau:</w:t>
+        <w:t>.</w:t>
       </w:r>
     </w:p>
-    <w:tbl>
-      <w:tblPr>
-        <w:tblStyle w:val="LightGrid-Accent1"/>
-        <w:tblW w:type="auto" w:w="0"/>
-        <w:tblLayout w:type="fixed"/>
-        <w:tblLook w:firstColumn="1" w:firstRow="1" w:lastColumn="0" w:lastRow="0" w:noHBand="0" w:noVBand="1" w:val="04A0"/>
-      </w:tblPr>
-      <w:tblGrid>
-        <w:gridCol w:w="1195"/>
-        <w:gridCol w:w="1116"/>
-        <w:gridCol w:w="1212"/>
-        <w:gridCol w:w="942"/>
-        <w:gridCol w:w="4751"/>
-      </w:tblGrid>
-      <w:tr>
-        <w:tc>
-          <w:tcPr>
-            <w:tcW w:type="dxa" w:w="1195"/>
-          </w:tcPr>
-          <w:p>
-            <w:r>
-              <w:rPr>
-                <w:b/>
-              </w:rPr>
-            </w:r>
-            <w:r>
-              <w:rPr>
-                <w:rFonts w:ascii="Menlo" w:hAnsi="Menlo"/>
-                <w:b/>
-                <w:i w:val="0"/>
-                <w:sz w:val="19"/>
-              </w:rPr>
-              <w:t>A_DLPFCFG</w:t>
-            </w:r>
-            <w:r>
-              <w:rPr>
-                <w:b/>
-                <w:i w:val="0"/>
-              </w:rPr>
-              <w:t xml:space="preserve"> [2:0]</w:t>
-            </w:r>
-          </w:p>
-        </w:tc>
-        <w:tc>
-          <w:tcPr>
-            <w:tcW w:type="dxa" w:w="1116"/>
-          </w:tcPr>
-          <w:p>
-            <w:r>
-              <w:rPr>
-                <w:b/>
-              </w:rPr>
-            </w:r>
-            <w:r>
-              <w:rPr>
-                <w:b/>
-                <w:i w:val="0"/>
-              </w:rPr>
-              <w:t>Băng thông lọc gia tốc</w:t>
-            </w:r>
-          </w:p>
-        </w:tc>
-        <w:tc>
-          <w:tcPr>
-            <w:tcW w:type="dxa" w:w="1212"/>
-          </w:tcPr>
-          <w:p>
-            <w:r>
-              <w:rPr>
-                <w:b/>
-              </w:rPr>
-            </w:r>
-            <w:r>
-              <w:rPr>
-                <w:b/>
-                <w:i w:val="0"/>
-              </w:rPr>
-              <w:t>Độ trễ pha</w:t>
-            </w:r>
-          </w:p>
-        </w:tc>
-        <w:tc>
-          <w:tcPr>
-            <w:tcW w:type="dxa" w:w="942"/>
-          </w:tcPr>
-          <w:p>
-            <w:r>
-              <w:rPr>
-                <w:b/>
-              </w:rPr>
-            </w:r>
-            <w:r>
-              <w:rPr>
-                <w:b/>
-                <w:i w:val="0"/>
-              </w:rPr>
-              <w:t>Tần số lấy mẫu</w:t>
-            </w:r>
-          </w:p>
-        </w:tc>
-        <w:tc>
-          <w:tcPr>
-            <w:tcW w:type="dxa" w:w="4751"/>
-          </w:tcPr>
-          <w:p>
-            <w:r>
-              <w:rPr>
-                <w:b/>
-              </w:rPr>
-            </w:r>
-            <w:r>
-              <w:rPr>
-                <w:b/>
-                <w:i w:val="0"/>
-              </w:rPr>
-              <w:t>Đánh giá ứng dụng cân bằng robot</w:t>
-            </w:r>
-          </w:p>
-        </w:tc>
-      </w:tr>
-      <w:tr>
-        <w:tc>
-          <w:tcPr>
-            <w:tcW w:type="dxa" w:w="1195"/>
-          </w:tcPr>
-          <w:p>
-            <w:r/>
-            <w:r>
-              <w:rPr>
-                <w:rFonts w:ascii="Menlo" w:hAnsi="Menlo"/>
-                <w:b w:val="0"/>
-                <w:i w:val="0"/>
-                <w:sz w:val="19"/>
-              </w:rPr>
-              <w:t>0</w:t>
-            </w:r>
-          </w:p>
-        </w:tc>
-        <w:tc>
-          <w:tcPr>
-            <w:tcW w:type="dxa" w:w="1116"/>
-          </w:tcPr>
-          <w:p>
-            <w:r/>
-            <w:r>
-              <w:rPr>
-                <w:b w:val="0"/>
-                <w:i/>
-              </w:rPr>
-              <w:t>460 Hz</w:t>
-            </w:r>
-          </w:p>
-        </w:tc>
-        <w:tc>
-          <w:tcPr>
-            <w:tcW w:type="dxa" w:w="1212"/>
-          </w:tcPr>
-          <w:p>
-            <w:r/>
-            <w:r>
-              <w:rPr>
-                <w:b w:val="0"/>
-                <w:i/>
-              </w:rPr>
-              <w:t>1,94 ms</w:t>
-            </w:r>
-          </w:p>
-        </w:tc>
-        <w:tc>
-          <w:tcPr>
-            <w:tcW w:type="dxa" w:w="942"/>
-          </w:tcPr>
-          <w:p>
-            <w:r/>
-            <w:r>
-              <w:rPr>
-                <w:b w:val="0"/>
-                <w:i/>
-              </w:rPr>
-              <w:t>1 kHz</w:t>
-            </w:r>
-          </w:p>
-        </w:tc>
-        <w:tc>
-          <w:tcPr>
-            <w:tcW w:type="dxa" w:w="4751"/>
-          </w:tcPr>
-          <w:p>
-            <w:r/>
-            <w:r>
-              <w:rPr>
-                <w:b w:val="0"/>
-                <w:i w:val="0"/>
-              </w:rPr>
-              <w:t>Mặc định — dải quá rộng, nhiễm nhiễu bước cao tần</w:t>
-            </w:r>
-          </w:p>
-        </w:tc>
-      </w:tr>
-      <w:tr>
-        <w:tc>
-          <w:tcPr>
-            <w:tcW w:type="dxa" w:w="1195"/>
-          </w:tcPr>
-          <w:p>
-            <w:r/>
-            <w:r>
-              <w:rPr>
-                <w:rFonts w:ascii="Menlo" w:hAnsi="Menlo"/>
-                <w:b w:val="0"/>
-                <w:i w:val="0"/>
-                <w:sz w:val="19"/>
-              </w:rPr>
-              <w:t>1</w:t>
-            </w:r>
-          </w:p>
-        </w:tc>
-        <w:tc>
-          <w:tcPr>
-            <w:tcW w:type="dxa" w:w="1116"/>
-          </w:tcPr>
-          <w:p>
-            <w:r/>
-            <w:r>
-              <w:rPr>
-                <w:b w:val="0"/>
-                <w:i/>
-              </w:rPr>
-              <w:t>184 Hz</w:t>
-            </w:r>
-          </w:p>
-        </w:tc>
-        <w:tc>
-          <w:tcPr>
-            <w:tcW w:type="dxa" w:w="1212"/>
-          </w:tcPr>
-          <w:p>
-            <w:r/>
-            <w:r>
-              <w:rPr>
-                <w:b w:val="0"/>
-                <w:i/>
-              </w:rPr>
-              <w:t>5,80 ms</w:t>
-            </w:r>
-          </w:p>
-        </w:tc>
-        <w:tc>
-          <w:tcPr>
-            <w:tcW w:type="dxa" w:w="942"/>
-          </w:tcPr>
-          <w:p>
-            <w:r/>
-            <w:r>
-              <w:rPr>
-                <w:b w:val="0"/>
-                <w:i/>
-              </w:rPr>
-              <w:t>1 kHz</w:t>
-            </w:r>
-          </w:p>
-        </w:tc>
-        <w:tc>
-          <w:tcPr>
-            <w:tcW w:type="dxa" w:w="4751"/>
-          </w:tcPr>
-          <w:p>
-            <w:r/>
-            <w:r>
-              <w:rPr>
-                <w:b w:val="0"/>
-                <w:i w:val="0"/>
-              </w:rPr>
-              <w:t>Còn nhiều rung động cơ</w:t>
-            </w:r>
-          </w:p>
-        </w:tc>
-      </w:tr>
-      <w:tr>
-        <w:tc>
-          <w:tcPr>
-            <w:tcW w:type="dxa" w:w="1195"/>
-          </w:tcPr>
-          <w:p>
-            <w:r/>
-            <w:r>
-              <w:rPr>
-                <w:rFonts w:ascii="Menlo" w:hAnsi="Menlo"/>
-                <w:b w:val="0"/>
-                <w:i w:val="0"/>
-                <w:sz w:val="19"/>
-              </w:rPr>
-              <w:t>2</w:t>
-            </w:r>
-          </w:p>
-        </w:tc>
-        <w:tc>
-          <w:tcPr>
-            <w:tcW w:type="dxa" w:w="1116"/>
-          </w:tcPr>
-          <w:p>
-            <w:r/>
-            <w:r>
-              <w:rPr>
-                <w:b w:val="0"/>
-                <w:i/>
-              </w:rPr>
-              <w:t>92 Hz</w:t>
-            </w:r>
-          </w:p>
-        </w:tc>
-        <w:tc>
-          <w:tcPr>
-            <w:tcW w:type="dxa" w:w="1212"/>
-          </w:tcPr>
-          <w:p>
-            <w:r/>
-            <w:r>
-              <w:rPr>
-                <w:b w:val="0"/>
-                <w:i/>
-              </w:rPr>
-              <w:t>7,80 ms</w:t>
-            </w:r>
-          </w:p>
-        </w:tc>
-        <w:tc>
-          <w:tcPr>
-            <w:tcW w:type="dxa" w:w="942"/>
-          </w:tcPr>
-          <w:p>
-            <w:r/>
-            <w:r>
-              <w:rPr>
-                <w:b w:val="0"/>
-                <w:i/>
-              </w:rPr>
-              <w:t>1 kHz</w:t>
-            </w:r>
-          </w:p>
-        </w:tc>
-        <w:tc>
-          <w:tcPr>
-            <w:tcW w:type="dxa" w:w="4751"/>
-          </w:tcPr>
-          <w:p>
-            <w:r/>
-            <w:r>
-              <w:rPr>
-                <w:b w:val="0"/>
-                <w:i w:val="0"/>
-              </w:rPr>
-              <w:t>Khá</w:t>
-            </w:r>
-          </w:p>
-        </w:tc>
-      </w:tr>
-      <w:tr>
-        <w:tc>
-          <w:tcPr>
-            <w:tcW w:type="dxa" w:w="1195"/>
-          </w:tcPr>
-          <w:p>
-            <w:r/>
-            <w:r>
-              <w:rPr>
-                <w:rFonts w:ascii="Menlo" w:hAnsi="Menlo"/>
-                <w:b/>
-                <w:i w:val="0"/>
-                <w:sz w:val="19"/>
-              </w:rPr>
-              <w:t>3</w:t>
-            </w:r>
-          </w:p>
-        </w:tc>
-        <w:tc>
-          <w:tcPr>
-            <w:tcW w:type="dxa" w:w="1116"/>
-          </w:tcPr>
-          <w:p>
-            <w:r/>
-            <w:r>
-              <w:rPr>
-                <w:b/>
-                <w:i/>
-              </w:rPr>
-              <w:t>41 Hz</w:t>
-            </w:r>
-          </w:p>
-        </w:tc>
-        <w:tc>
-          <w:tcPr>
-            <w:tcW w:type="dxa" w:w="1212"/>
-          </w:tcPr>
-          <w:p>
-            <w:r/>
-            <w:r>
-              <w:rPr>
-                <w:b/>
-                <w:i/>
-              </w:rPr>
-              <w:t>11,80 ms</w:t>
-            </w:r>
-          </w:p>
-        </w:tc>
-        <w:tc>
-          <w:tcPr>
-            <w:tcW w:type="dxa" w:w="942"/>
-          </w:tcPr>
-          <w:p>
-            <w:r/>
-            <w:r>
-              <w:rPr>
-                <w:b/>
-                <w:i/>
-              </w:rPr>
-              <w:t>1 kHz</w:t>
-            </w:r>
-          </w:p>
-        </w:tc>
-        <w:tc>
-          <w:tcPr>
-            <w:tcW w:type="dxa" w:w="4751"/>
-          </w:tcPr>
-          <w:p>
-            <w:r/>
-            <w:r>
-              <w:rPr>
-                <w:b/>
-                <w:i w:val="0"/>
-              </w:rPr>
-              <w:t>Khuyến nghị chuẩn</w:t>
-            </w:r>
-            <w:r>
-              <w:rPr>
-                <w:b w:val="0"/>
-                <w:i w:val="0"/>
-              </w:rPr>
-              <w:t xml:space="preserve">: Khớp tối ưu với bộ lọc con quay </w:t>
-            </w:r>
-            <w:r>
-              <w:rPr>
-                <w:b w:val="0"/>
-                <w:i/>
-              </w:rPr>
-              <w:t>42 Hz</w:t>
-            </w:r>
-            <w:r>
-              <w:rPr>
-                <w:b w:val="0"/>
-                <w:i w:val="0"/>
-              </w:rPr>
-              <w:t xml:space="preserve"> ở thanh ghi </w:t>
-            </w:r>
-            <w:r>
-              <w:rPr>
-                <w:rFonts w:ascii="Menlo" w:hAnsi="Menlo"/>
-                <w:b w:val="0"/>
-                <w:i w:val="0"/>
-                <w:sz w:val="19"/>
-              </w:rPr>
-              <w:t>0x1A = 0x03</w:t>
-            </w:r>
-          </w:p>
-        </w:tc>
-      </w:tr>
-      <w:tr>
-        <w:tc>
-          <w:tcPr>
-            <w:tcW w:type="dxa" w:w="1195"/>
-          </w:tcPr>
-          <w:p>
-            <w:r/>
-            <w:r>
-              <w:rPr>
-                <w:rFonts w:ascii="Menlo" w:hAnsi="Menlo"/>
-                <w:b w:val="0"/>
-                <w:i w:val="0"/>
-                <w:sz w:val="19"/>
-              </w:rPr>
-              <w:t>4</w:t>
-            </w:r>
-          </w:p>
-        </w:tc>
-        <w:tc>
-          <w:tcPr>
-            <w:tcW w:type="dxa" w:w="1116"/>
-          </w:tcPr>
-          <w:p>
-            <w:r/>
-            <w:r>
-              <w:rPr>
-                <w:b w:val="0"/>
-                <w:i/>
-              </w:rPr>
-              <w:t>20 Hz</w:t>
-            </w:r>
-          </w:p>
-        </w:tc>
-        <w:tc>
-          <w:tcPr>
-            <w:tcW w:type="dxa" w:w="1212"/>
-          </w:tcPr>
-          <w:p>
-            <w:r/>
-            <w:r>
-              <w:rPr>
-                <w:b w:val="0"/>
-                <w:i/>
-              </w:rPr>
-              <w:t>19,80 ms</w:t>
-            </w:r>
-          </w:p>
-        </w:tc>
-        <w:tc>
-          <w:tcPr>
-            <w:tcW w:type="dxa" w:w="942"/>
-          </w:tcPr>
-          <w:p>
-            <w:r/>
-            <w:r>
-              <w:rPr>
-                <w:b w:val="0"/>
-                <w:i/>
-              </w:rPr>
-              <w:t>1 kHz</w:t>
-            </w:r>
-          </w:p>
-        </w:tc>
-        <w:tc>
-          <w:tcPr>
-            <w:tcW w:type="dxa" w:w="4751"/>
-          </w:tcPr>
-          <w:p>
-            <w:r/>
-            <w:r>
-              <w:rPr>
-                <w:b w:val="0"/>
-                <w:i w:val="0"/>
-              </w:rPr>
-              <w:t>Trễ pha bắt đầu lớn</w:t>
-            </w:r>
-          </w:p>
-        </w:tc>
-      </w:tr>
-      <w:tr>
-        <w:tc>
-          <w:tcPr>
-            <w:tcW w:type="dxa" w:w="1195"/>
-          </w:tcPr>
-          <w:p>
-            <w:r/>
-            <w:r>
-              <w:rPr>
-                <w:rFonts w:ascii="Menlo" w:hAnsi="Menlo"/>
-                <w:b w:val="0"/>
-                <w:i w:val="0"/>
-                <w:sz w:val="19"/>
-              </w:rPr>
-              <w:t>5</w:t>
-            </w:r>
-          </w:p>
-        </w:tc>
-        <w:tc>
-          <w:tcPr>
-            <w:tcW w:type="dxa" w:w="1116"/>
-          </w:tcPr>
-          <w:p>
-            <w:r/>
-            <w:r>
-              <w:rPr>
-                <w:b w:val="0"/>
-                <w:i/>
-              </w:rPr>
-              <w:t>10 Hz</w:t>
-            </w:r>
-          </w:p>
-        </w:tc>
-        <w:tc>
-          <w:tcPr>
-            <w:tcW w:type="dxa" w:w="1212"/>
-          </w:tcPr>
-          <w:p>
-            <w:r/>
-            <w:r>
-              <w:rPr>
-                <w:b w:val="0"/>
-                <w:i/>
-              </w:rPr>
-              <w:t>35,70 ms</w:t>
-            </w:r>
-          </w:p>
-        </w:tc>
-        <w:tc>
-          <w:tcPr>
-            <w:tcW w:type="dxa" w:w="942"/>
-          </w:tcPr>
-          <w:p>
-            <w:r/>
-            <w:r>
-              <w:rPr>
-                <w:b w:val="0"/>
-                <w:i/>
-              </w:rPr>
-              <w:t>1 kHz</w:t>
-            </w:r>
-          </w:p>
-        </w:tc>
-        <w:tc>
-          <w:tcPr>
-            <w:tcW w:type="dxa" w:w="4751"/>
-          </w:tcPr>
-          <w:p>
-            <w:r/>
-            <w:r>
-              <w:rPr>
-                <w:b w:val="0"/>
-                <w:i w:val="0"/>
-              </w:rPr>
-              <w:t>Quá trễ đối với vòng điều khiển 4 ms</w:t>
-            </w:r>
-          </w:p>
-        </w:tc>
-      </w:tr>
-      <w:tr>
-        <w:tc>
-          <w:tcPr>
-            <w:tcW w:type="dxa" w:w="1195"/>
-          </w:tcPr>
-          <w:p>
-            <w:r/>
-            <w:r>
-              <w:rPr>
-                <w:rFonts w:ascii="Menlo" w:hAnsi="Menlo"/>
-                <w:b w:val="0"/>
-                <w:i w:val="0"/>
-                <w:sz w:val="19"/>
-              </w:rPr>
-              <w:t>6</w:t>
-            </w:r>
-          </w:p>
-        </w:tc>
-        <w:tc>
-          <w:tcPr>
-            <w:tcW w:type="dxa" w:w="1116"/>
-          </w:tcPr>
-          <w:p>
-            <w:r/>
-            <w:r>
-              <w:rPr>
-                <w:b w:val="0"/>
-                <w:i/>
-              </w:rPr>
-              <w:t>5 Hz</w:t>
-            </w:r>
-          </w:p>
-        </w:tc>
-        <w:tc>
-          <w:tcPr>
-            <w:tcW w:type="dxa" w:w="1212"/>
-          </w:tcPr>
-          <w:p>
-            <w:r/>
-            <w:r>
-              <w:rPr>
-                <w:b w:val="0"/>
-                <w:i/>
-              </w:rPr>
-              <w:t>66,96 ms</w:t>
-            </w:r>
-          </w:p>
-        </w:tc>
-        <w:tc>
-          <w:tcPr>
-            <w:tcW w:type="dxa" w:w="942"/>
-          </w:tcPr>
-          <w:p>
-            <w:r/>
-            <w:r>
-              <w:rPr>
-                <w:b w:val="0"/>
-                <w:i/>
-              </w:rPr>
-              <w:t>1 kHz</w:t>
-            </w:r>
-          </w:p>
-        </w:tc>
-        <w:tc>
-          <w:tcPr>
-            <w:tcW w:type="dxa" w:w="4751"/>
-          </w:tcPr>
-          <w:p>
-            <w:r/>
-            <w:r>
-              <w:rPr>
-                <w:b w:val="0"/>
-                <w:i w:val="0"/>
-              </w:rPr>
-              <w:t>Không dùng cho robot tự cân bằng</w:t>
-            </w:r>
-          </w:p>
-        </w:tc>
-      </w:tr>
-    </w:tbl>
-    <w:p/>
     <w:p>
-      <w:r>
-        <w:rPr>
-          <w:b/>
-          <w:i w:val="0"/>
-        </w:rPr>
-        <w:t>Kết luận kỹ thuật:</w:t>
-      </w:r>
+      <w:pPr>
+        <w:pStyle w:val="ListBullet"/>
+        <w:ind w:left="360"/>
+      </w:pPr>
       <w:r>
         <w:rPr>
           <w:b w:val="0"/>
           <w:i w:val="0"/>
         </w:rPr>
-        <w:t xml:space="preserve"> Cấu hình giá trị </w:t>
+        <w:t xml:space="preserve">Toàn bộ bản đồ thanh ghi, cấu trúc 14 byte đọc cảm biến, thang đo và bộ lọc DLPF (~43 Hz ở thanh ghi </w:t>
       </w:r>
       <w:r>
         <w:rPr>
@@ -3774,14 +2885,27 @@
           <w:i w:val="0"/>
           <w:sz w:val="19"/>
         </w:rPr>
-        <w:t>0x03</w:t>
+        <w:t>0x1A = 0x03</w:t>
       </w:r>
       <w:r>
         <w:rPr>
           <w:b w:val="0"/>
           <w:i w:val="0"/>
         </w:rPr>
-        <w:t xml:space="preserve"> cho thanh ghi </w:t>
+        <w:t>) hoàn toàn trùng khớp với tài liệu gốc §8.2.</w:t>
+      </w:r>
+    </w:p>
+    <w:p>
+      <w:pPr>
+        <w:pStyle w:val="ListBullet"/>
+        <w:ind w:left="360"/>
+      </w:pPr>
+      <w:r>
+        <w:rPr>
+          <w:b w:val="0"/>
+          <w:i w:val="0"/>
+        </w:rPr>
+        <w:t xml:space="preserve">Firmware đã được cấu hình bám sát 100% tài liệu bàn giao gốc, chỉ nới duy nhất điều kiện nhận dạng </w:t>
       </w:r>
       <w:r>
         <w:rPr>
@@ -3790,14 +2914,14 @@
           <w:i w:val="0"/>
           <w:sz w:val="19"/>
         </w:rPr>
-        <w:t>0x1D</w:t>
+        <w:t>0x72</w:t>
       </w:r>
       <w:r>
         <w:rPr>
           <w:b w:val="0"/>
           <w:i w:val="0"/>
         </w:rPr>
-        <w:t xml:space="preserve"> là lựa chọn chính xác nhất để bảo đảm độ lọc nhiễu cơ học mà không gây trễ pha quá mức cho bộ lọc bù góc nghiêng.</w:t>
+        <w:t xml:space="preserve"> cho riêng bo này (Hạng L).</w:t>
       </w:r>
     </w:p>
     <w:sectPr>

--- a/docs/robot-tu-can-bang/HIEU-DINH-PHAN-CUNG-v1.2.docx
+++ b/docs/robot-tu-can-bang/HIEU-DINH-PHAN-CUNG-v1.2.docx
@@ -215,20 +215,20 @@
         <w:tblLook w:firstColumn="1" w:firstRow="1" w:lastColumn="0" w:lastRow="0" w:noHBand="0" w:noVBand="1" w:val="04A0"/>
       </w:tblPr>
       <w:tblGrid>
-        <w:gridCol w:w="537"/>
-        <w:gridCol w:w="900"/>
-        <w:gridCol w:w="682"/>
-        <w:gridCol w:w="1045"/>
-        <w:gridCol w:w="1361"/>
-        <w:gridCol w:w="1486"/>
-        <w:gridCol w:w="1625"/>
-        <w:gridCol w:w="1335"/>
-        <w:gridCol w:w="247"/>
+        <w:gridCol w:w="531"/>
+        <w:gridCol w:w="890"/>
+        <w:gridCol w:w="675"/>
+        <w:gridCol w:w="1105"/>
+        <w:gridCol w:w="1380"/>
+        <w:gridCol w:w="1464"/>
+        <w:gridCol w:w="1607"/>
+        <w:gridCol w:w="1320"/>
+        <w:gridCol w:w="244"/>
       </w:tblGrid>
       <w:tr>
         <w:tc>
           <w:tcPr>
-            <w:tcW w:type="dxa" w:w="537"/>
+            <w:tcW w:type="dxa" w:w="531"/>
           </w:tcPr>
           <w:p>
             <w:r>
@@ -247,7 +247,7 @@
         </w:tc>
         <w:tc>
           <w:tcPr>
-            <w:tcW w:type="dxa" w:w="900"/>
+            <w:tcW w:type="dxa" w:w="890"/>
           </w:tcPr>
           <w:p>
             <w:r>
@@ -266,7 +266,7 @@
         </w:tc>
         <w:tc>
           <w:tcPr>
-            <w:tcW w:type="dxa" w:w="682"/>
+            <w:tcW w:type="dxa" w:w="675"/>
           </w:tcPr>
           <w:p>
             <w:r>
@@ -285,7 +285,7 @@
         </w:tc>
         <w:tc>
           <w:tcPr>
-            <w:tcW w:type="dxa" w:w="1045"/>
+            <w:tcW w:type="dxa" w:w="1105"/>
           </w:tcPr>
           <w:p>
             <w:r>
@@ -304,7 +304,7 @@
         </w:tc>
         <w:tc>
           <w:tcPr>
-            <w:tcW w:type="dxa" w:w="1361"/>
+            <w:tcW w:type="dxa" w:w="1380"/>
           </w:tcPr>
           <w:p>
             <w:r>
@@ -323,7 +323,7 @@
         </w:tc>
         <w:tc>
           <w:tcPr>
-            <w:tcW w:type="dxa" w:w="1486"/>
+            <w:tcW w:type="dxa" w:w="1464"/>
           </w:tcPr>
           <w:p>
             <w:r>
@@ -342,7 +342,7 @@
         </w:tc>
         <w:tc>
           <w:tcPr>
-            <w:tcW w:type="dxa" w:w="1625"/>
+            <w:tcW w:type="dxa" w:w="1607"/>
           </w:tcPr>
           <w:p>
             <w:r>
@@ -361,7 +361,7 @@
         </w:tc>
         <w:tc>
           <w:tcPr>
-            <w:tcW w:type="dxa" w:w="1335"/>
+            <w:tcW w:type="dxa" w:w="1320"/>
           </w:tcPr>
           <w:p>
             <w:r>
@@ -380,7 +380,7 @@
         </w:tc>
         <w:tc>
           <w:tcPr>
-            <w:tcW w:type="dxa" w:w="247"/>
+            <w:tcW w:type="dxa" w:w="244"/>
           </w:tcPr>
           <w:p/>
         </w:tc>
@@ -388,7 +388,7 @@
       <w:tr>
         <w:tc>
           <w:tcPr>
-            <w:tcW w:type="dxa" w:w="537"/>
+            <w:tcW w:type="dxa" w:w="531"/>
           </w:tcPr>
           <w:p>
             <w:r/>
@@ -403,7 +403,7 @@
         </w:tc>
         <w:tc>
           <w:tcPr>
-            <w:tcW w:type="dxa" w:w="900"/>
+            <w:tcW w:type="dxa" w:w="890"/>
           </w:tcPr>
           <w:p>
             <w:r/>
@@ -418,7 +418,7 @@
         </w:tc>
         <w:tc>
           <w:tcPr>
-            <w:tcW w:type="dxa" w:w="682"/>
+            <w:tcW w:type="dxa" w:w="675"/>
           </w:tcPr>
           <w:p>
             <w:r/>
@@ -433,7 +433,7 @@
         </w:tc>
         <w:tc>
           <w:tcPr>
-            <w:tcW w:type="dxa" w:w="1045"/>
+            <w:tcW w:type="dxa" w:w="1105"/>
           </w:tcPr>
           <w:p>
             <w:r/>
@@ -464,7 +464,7 @@
         </w:tc>
         <w:tc>
           <w:tcPr>
-            <w:tcW w:type="dxa" w:w="1361"/>
+            <w:tcW w:type="dxa" w:w="1380"/>
           </w:tcPr>
           <w:p>
             <w:r/>
@@ -509,7 +509,7 @@
         </w:tc>
         <w:tc>
           <w:tcPr>
-            <w:tcW w:type="dxa" w:w="1486"/>
+            <w:tcW w:type="dxa" w:w="1464"/>
           </w:tcPr>
           <w:p>
             <w:r/>
@@ -572,7 +572,7 @@
         </w:tc>
         <w:tc>
           <w:tcPr>
-            <w:tcW w:type="dxa" w:w="1625"/>
+            <w:tcW w:type="dxa" w:w="1607"/>
           </w:tcPr>
           <w:p>
             <w:r/>
@@ -649,7 +649,7 @@
         </w:tc>
         <w:tc>
           <w:tcPr>
-            <w:tcW w:type="dxa" w:w="1335"/>
+            <w:tcW w:type="dxa" w:w="1320"/>
           </w:tcPr>
           <w:p>
             <w:r/>
@@ -664,7 +664,7 @@
         </w:tc>
         <w:tc>
           <w:tcPr>
-            <w:tcW w:type="dxa" w:w="247"/>
+            <w:tcW w:type="dxa" w:w="244"/>
           </w:tcPr>
           <w:p/>
         </w:tc>
@@ -672,7 +672,7 @@
       <w:tr>
         <w:tc>
           <w:tcPr>
-            <w:tcW w:type="dxa" w:w="537"/>
+            <w:tcW w:type="dxa" w:w="531"/>
           </w:tcPr>
           <w:p>
             <w:r/>
@@ -687,7 +687,7 @@
         </w:tc>
         <w:tc>
           <w:tcPr>
-            <w:tcW w:type="dxa" w:w="900"/>
+            <w:tcW w:type="dxa" w:w="890"/>
           </w:tcPr>
           <w:p>
             <w:r/>
@@ -702,7 +702,7 @@
         </w:tc>
         <w:tc>
           <w:tcPr>
-            <w:tcW w:type="dxa" w:w="682"/>
+            <w:tcW w:type="dxa" w:w="675"/>
           </w:tcPr>
           <w:p>
             <w:r/>
@@ -717,7 +717,7 @@
         </w:tc>
         <w:tc>
           <w:tcPr>
-            <w:tcW w:type="dxa" w:w="1045"/>
+            <w:tcW w:type="dxa" w:w="1105"/>
           </w:tcPr>
           <w:p>
             <w:r/>
@@ -732,7 +732,7 @@
         </w:tc>
         <w:tc>
           <w:tcPr>
-            <w:tcW w:type="dxa" w:w="1361"/>
+            <w:tcW w:type="dxa" w:w="1380"/>
           </w:tcPr>
           <w:p>
             <w:r/>
@@ -761,7 +761,7 @@
         </w:tc>
         <w:tc>
           <w:tcPr>
-            <w:tcW w:type="dxa" w:w="1486"/>
+            <w:tcW w:type="dxa" w:w="1464"/>
           </w:tcPr>
           <w:p>
             <w:r/>
@@ -808,7 +808,7 @@
         </w:tc>
         <w:tc>
           <w:tcPr>
-            <w:tcW w:type="dxa" w:w="1625"/>
+            <w:tcW w:type="dxa" w:w="1607"/>
           </w:tcPr>
           <w:p>
             <w:r/>
@@ -853,7 +853,7 @@
         </w:tc>
         <w:tc>
           <w:tcPr>
-            <w:tcW w:type="dxa" w:w="1335"/>
+            <w:tcW w:type="dxa" w:w="1320"/>
           </w:tcPr>
           <w:p>
             <w:r/>
@@ -868,7 +868,7 @@
         </w:tc>
         <w:tc>
           <w:tcPr>
-            <w:tcW w:type="dxa" w:w="247"/>
+            <w:tcW w:type="dxa" w:w="244"/>
           </w:tcPr>
           <w:p/>
         </w:tc>
@@ -876,7 +876,7 @@
       <w:tr>
         <w:tc>
           <w:tcPr>
-            <w:tcW w:type="dxa" w:w="537"/>
+            <w:tcW w:type="dxa" w:w="531"/>
           </w:tcPr>
           <w:p>
             <w:r/>
@@ -891,7 +891,7 @@
         </w:tc>
         <w:tc>
           <w:tcPr>
-            <w:tcW w:type="dxa" w:w="900"/>
+            <w:tcW w:type="dxa" w:w="890"/>
           </w:tcPr>
           <w:p>
             <w:r/>
@@ -906,7 +906,7 @@
         </w:tc>
         <w:tc>
           <w:tcPr>
-            <w:tcW w:type="dxa" w:w="682"/>
+            <w:tcW w:type="dxa" w:w="675"/>
           </w:tcPr>
           <w:p>
             <w:r/>
@@ -921,7 +921,7 @@
         </w:tc>
         <w:tc>
           <w:tcPr>
-            <w:tcW w:type="dxa" w:w="1045"/>
+            <w:tcW w:type="dxa" w:w="1105"/>
           </w:tcPr>
           <w:p>
             <w:r/>
@@ -936,7 +936,7 @@
         </w:tc>
         <w:tc>
           <w:tcPr>
-            <w:tcW w:type="dxa" w:w="1361"/>
+            <w:tcW w:type="dxa" w:w="1380"/>
           </w:tcPr>
           <w:p>
             <w:r/>
@@ -979,7 +979,7 @@
         </w:tc>
         <w:tc>
           <w:tcPr>
-            <w:tcW w:type="dxa" w:w="1486"/>
+            <w:tcW w:type="dxa" w:w="1464"/>
           </w:tcPr>
           <w:p>
             <w:r/>
@@ -1010,7 +1010,7 @@
         </w:tc>
         <w:tc>
           <w:tcPr>
-            <w:tcW w:type="dxa" w:w="1625"/>
+            <w:tcW w:type="dxa" w:w="1607"/>
           </w:tcPr>
           <w:p>
             <w:r/>
@@ -1073,7 +1073,7 @@
         </w:tc>
         <w:tc>
           <w:tcPr>
-            <w:tcW w:type="dxa" w:w="1335"/>
+            <w:tcW w:type="dxa" w:w="1320"/>
           </w:tcPr>
           <w:p>
             <w:r/>
@@ -1088,7 +1088,7 @@
         </w:tc>
         <w:tc>
           <w:tcPr>
-            <w:tcW w:type="dxa" w:w="247"/>
+            <w:tcW w:type="dxa" w:w="244"/>
           </w:tcPr>
           <w:p/>
         </w:tc>
@@ -1096,7 +1096,7 @@
       <w:tr>
         <w:tc>
           <w:tcPr>
-            <w:tcW w:type="dxa" w:w="537"/>
+            <w:tcW w:type="dxa" w:w="531"/>
           </w:tcPr>
           <w:p>
             <w:r/>
@@ -1111,7 +1111,7 @@
         </w:tc>
         <w:tc>
           <w:tcPr>
-            <w:tcW w:type="dxa" w:w="900"/>
+            <w:tcW w:type="dxa" w:w="890"/>
           </w:tcPr>
           <w:p>
             <w:r/>
@@ -1120,13 +1120,13 @@
                 <w:b w:val="0"/>
                 <w:i w:val="0"/>
               </w:rPr>
-              <w:t>Mức logic chiều quay DIR hai động cơ</w:t>
+              <w:t>Mức logic chiều quay DIR hai động cơ khi đi tới</w:t>
             </w:r>
           </w:p>
         </w:tc>
         <w:tc>
           <w:tcPr>
-            <w:tcW w:type="dxa" w:w="682"/>
+            <w:tcW w:type="dxa" w:w="675"/>
           </w:tcPr>
           <w:p>
             <w:r/>
@@ -1141,7 +1141,7 @@
         </w:tc>
         <w:tc>
           <w:tcPr>
-            <w:tcW w:type="dxa" w:w="1045"/>
+            <w:tcW w:type="dxa" w:w="1105"/>
           </w:tcPr>
           <w:p>
             <w:r/>
@@ -1150,13 +1150,13 @@
                 <w:b w:val="0"/>
                 <w:i w:val="0"/>
               </w:rPr>
-              <w:t>Động cơ lắp đối xứng gương nhưng mã cũ cấp cùng mức logic cho cả hai bánh.</w:t>
+              <w:t>Bản gốc §11.5 và bản tham chiếu drv_stepper.c đặt Trái LOW / Phải HIGH khi đi tới.</w:t>
             </w:r>
           </w:p>
         </w:tc>
         <w:tc>
           <w:tcPr>
-            <w:tcW w:type="dxa" w:w="1361"/>
+            <w:tcW w:type="dxa" w:w="1380"/>
           </w:tcPr>
           <w:p>
             <w:r/>
@@ -1165,28 +1165,42 @@
                 <w:b w:val="0"/>
                 <w:i w:val="0"/>
               </w:rPr>
-              <w:t xml:space="preserve">Bánh PHẢI (DIR1 - D4): </w:t>
+              <w:t xml:space="preserve">Trên bo của anh Công, để hai bánh quay </w:t>
             </w:r>
             <w:r>
               <w:rPr>
                 <w:b/>
                 <w:i w:val="0"/>
               </w:rPr>
-              <w:t>Mức THẤP (LOW) = tiến</w:t>
+              <w:t>TIẾN đón trọng tâm</w:t>
             </w:r>
             <w:r>
               <w:rPr>
                 <w:b w:val="0"/>
                 <w:i w:val="0"/>
               </w:rPr>
-              <w:t xml:space="preserve">; Bánh TRÁI (DIR2 - D6): </w:t>
+              <w:t xml:space="preserve"> khi xe ngả tới trước: </w:t>
             </w:r>
             <w:r>
               <w:rPr>
                 <w:b/>
                 <w:i w:val="0"/>
               </w:rPr>
-              <w:t>Mức CAO (HIGH) = tiến</w:t>
+              <w:t>Bánh TRÁI (D6): mức CAO (HIGH = 1)</w:t>
+            </w:r>
+            <w:r>
+              <w:rPr>
+                <w:b w:val="0"/>
+                <w:i w:val="0"/>
+              </w:rPr>
+              <w:t xml:space="preserve">, </w:t>
+            </w:r>
+            <w:r>
+              <w:rPr>
+                <w:b/>
+                <w:i w:val="0"/>
+              </w:rPr>
+              <w:t>Bánh PHẢI (D4): mức THẤP (LOW = 0)</w:t>
             </w:r>
             <w:r>
               <w:rPr>
@@ -1199,7 +1213,7 @@
         </w:tc>
         <w:tc>
           <w:tcPr>
-            <w:tcW w:type="dxa" w:w="1486"/>
+            <w:tcW w:type="dxa" w:w="1464"/>
           </w:tcPr>
           <w:p>
             <w:r/>
@@ -1208,13 +1222,29 @@
                 <w:b w:val="0"/>
                 <w:i w:val="0"/>
               </w:rPr>
-              <w:t>Thử nghiệm thực tế: Khi cấp cùng mức logic, hai bánh quay ngược chiều nhau (robot xoay tròn). Khi cấp Phải LOW, Trái HIGH: cả hai bánh cùng tịnh tiến tới.</w:t>
+              <w:t xml:space="preserve">Quan sát chuyển động thực tế trên bàn của anh Công (Fact </w:t>
+            </w:r>
+            <w:r>
+              <w:rPr>
+                <w:rFonts w:ascii="Menlo" w:hAnsi="Menlo"/>
+                <w:b w:val="0"/>
+                <w:i w:val="0"/>
+                <w:sz w:val="19"/>
+              </w:rPr>
+              <w:t>f-nguoi-34069670</w:t>
+            </w:r>
+            <w:r>
+              <w:rPr>
+                <w:b w:val="0"/>
+                <w:i w:val="0"/>
+              </w:rPr>
+              <w:t>): nếu đặt ngược lại, bánh xe quay lùi kéo xe ngã chúi đầu.</w:t>
             </w:r>
           </w:p>
         </w:tc>
         <w:tc>
           <w:tcPr>
-            <w:tcW w:type="dxa" w:w="1625"/>
+            <w:tcW w:type="dxa" w:w="1607"/>
           </w:tcPr>
           <w:p>
             <w:r/>
@@ -1223,7 +1253,7 @@
                 <w:b w:val="0"/>
                 <w:i w:val="0"/>
               </w:rPr>
-              <w:t xml:space="preserve">Cài đặt logic phân tách trong </w:t>
+              <w:t xml:space="preserve">Cấu hình trong </w:t>
             </w:r>
             <w:r>
               <w:rPr>
@@ -1232,14 +1262,14 @@
                 <w:i w:val="0"/>
                 <w:sz w:val="19"/>
               </w:rPr>
-              <w:t>firmware/motor.c</w:t>
+              <w:t>firmware/config.h</w:t>
             </w:r>
             <w:r>
               <w:rPr>
                 <w:b w:val="0"/>
                 <w:i w:val="0"/>
               </w:rPr>
-              <w:t xml:space="preserve">: khi </w:t>
+              <w:t xml:space="preserve">: </w:t>
             </w:r>
             <w:r>
               <w:rPr>
@@ -1248,20 +1278,36 @@
                 <w:i w:val="0"/>
                 <w:sz w:val="19"/>
               </w:rPr>
-              <w:t>speed &gt;= 0</w:t>
+              <w:t>DIR_FORWARD_LEFT = 1</w:t>
             </w:r>
             <w:r>
               <w:rPr>
                 <w:b w:val="0"/>
                 <w:i w:val="0"/>
               </w:rPr>
-              <w:t>, bánh trái đặt HIGH, bánh phải đặt LOW.</w:t>
+              <w:t xml:space="preserve">, </w:t>
+            </w:r>
+            <w:r>
+              <w:rPr>
+                <w:rFonts w:ascii="Menlo" w:hAnsi="Menlo"/>
+                <w:b w:val="0"/>
+                <w:i w:val="0"/>
+                <w:sz w:val="19"/>
+              </w:rPr>
+              <w:t>DIR_FORWARD_RIGHT = 0</w:t>
+            </w:r>
+            <w:r>
+              <w:rPr>
+                <w:b w:val="0"/>
+                <w:i w:val="0"/>
+              </w:rPr>
+              <w:t>. Giữ nguyên đầu ra PID và công thức tính góc, chỉ đảo hằng số k.</w:t>
             </w:r>
           </w:p>
         </w:tc>
         <w:tc>
           <w:tcPr>
-            <w:tcW w:type="dxa" w:w="1335"/>
+            <w:tcW w:type="dxa" w:w="1320"/>
           </w:tcPr>
           <w:p>
             <w:r/>
@@ -1276,7 +1322,7 @@
         </w:tc>
         <w:tc>
           <w:tcPr>
-            <w:tcW w:type="dxa" w:w="247"/>
+            <w:tcW w:type="dxa" w:w="244"/>
           </w:tcPr>
           <w:p/>
         </w:tc>
@@ -1284,7 +1330,7 @@
       <w:tr>
         <w:tc>
           <w:tcPr>
-            <w:tcW w:type="dxa" w:w="537"/>
+            <w:tcW w:type="dxa" w:w="531"/>
           </w:tcPr>
           <w:p>
             <w:r/>
@@ -1299,7 +1345,7 @@
         </w:tc>
         <w:tc>
           <w:tcPr>
-            <w:tcW w:type="dxa" w:w="900"/>
+            <w:tcW w:type="dxa" w:w="890"/>
           </w:tcPr>
           <w:p>
             <w:r/>
@@ -1328,7 +1374,7 @@
         </w:tc>
         <w:tc>
           <w:tcPr>
-            <w:tcW w:type="dxa" w:w="682"/>
+            <w:tcW w:type="dxa" w:w="675"/>
           </w:tcPr>
           <w:p>
             <w:r/>
@@ -1343,7 +1389,7 @@
         </w:tc>
         <w:tc>
           <w:tcPr>
-            <w:tcW w:type="dxa" w:w="1045"/>
+            <w:tcW w:type="dxa" w:w="1105"/>
           </w:tcPr>
           <w:p>
             <w:r/>
@@ -1372,7 +1418,7 @@
         </w:tc>
         <w:tc>
           <w:tcPr>
-            <w:tcW w:type="dxa" w:w="1361"/>
+            <w:tcW w:type="dxa" w:w="1380"/>
           </w:tcPr>
           <w:p>
             <w:r/>
@@ -1415,7 +1461,7 @@
         </w:tc>
         <w:tc>
           <w:tcPr>
-            <w:tcW w:type="dxa" w:w="1486"/>
+            <w:tcW w:type="dxa" w:w="1464"/>
           </w:tcPr>
           <w:p>
             <w:r/>
@@ -1458,7 +1504,7 @@
         </w:tc>
         <w:tc>
           <w:tcPr>
-            <w:tcW w:type="dxa" w:w="1625"/>
+            <w:tcW w:type="dxa" w:w="1607"/>
           </w:tcPr>
           <w:p>
             <w:r/>
@@ -1531,7 +1577,7 @@
         </w:tc>
         <w:tc>
           <w:tcPr>
-            <w:tcW w:type="dxa" w:w="1335"/>
+            <w:tcW w:type="dxa" w:w="1320"/>
           </w:tcPr>
           <w:p>
             <w:r/>
@@ -1546,7 +1592,7 @@
         </w:tc>
         <w:tc>
           <w:tcPr>
-            <w:tcW w:type="dxa" w:w="247"/>
+            <w:tcW w:type="dxa" w:w="244"/>
           </w:tcPr>
           <w:p/>
         </w:tc>
@@ -1554,7 +1600,7 @@
       <w:tr>
         <w:tc>
           <w:tcPr>
-            <w:tcW w:type="dxa" w:w="537"/>
+            <w:tcW w:type="dxa" w:w="531"/>
           </w:tcPr>
           <w:p>
             <w:r/>
@@ -1569,7 +1615,7 @@
         </w:tc>
         <w:tc>
           <w:tcPr>
-            <w:tcW w:type="dxa" w:w="900"/>
+            <w:tcW w:type="dxa" w:w="890"/>
           </w:tcPr>
           <w:p>
             <w:r/>
@@ -1584,7 +1630,7 @@
         </w:tc>
         <w:tc>
           <w:tcPr>
-            <w:tcW w:type="dxa" w:w="682"/>
+            <w:tcW w:type="dxa" w:w="675"/>
           </w:tcPr>
           <w:p>
             <w:r/>
@@ -1599,7 +1645,7 @@
         </w:tc>
         <w:tc>
           <w:tcPr>
-            <w:tcW w:type="dxa" w:w="1045"/>
+            <w:tcW w:type="dxa" w:w="1105"/>
           </w:tcPr>
           <w:p>
             <w:r/>
@@ -1614,7 +1660,7 @@
         </w:tc>
         <w:tc>
           <w:tcPr>
-            <w:tcW w:type="dxa" w:w="1361"/>
+            <w:tcW w:type="dxa" w:w="1380"/>
           </w:tcPr>
           <w:p>
             <w:r/>
@@ -1643,7 +1689,7 @@
         </w:tc>
         <w:tc>
           <w:tcPr>
-            <w:tcW w:type="dxa" w:w="1486"/>
+            <w:tcW w:type="dxa" w:w="1464"/>
           </w:tcPr>
           <w:p>
             <w:r/>
@@ -1658,7 +1704,7 @@
         </w:tc>
         <w:tc>
           <w:tcPr>
-            <w:tcW w:type="dxa" w:w="1625"/>
+            <w:tcW w:type="dxa" w:w="1607"/>
           </w:tcPr>
           <w:p>
             <w:r/>
@@ -1673,7 +1719,7 @@
         </w:tc>
         <w:tc>
           <w:tcPr>
-            <w:tcW w:type="dxa" w:w="1335"/>
+            <w:tcW w:type="dxa" w:w="1320"/>
           </w:tcPr>
           <w:p>
             <w:r/>
@@ -1704,7 +1750,7 @@
         </w:tc>
         <w:tc>
           <w:tcPr>
-            <w:tcW w:type="dxa" w:w="247"/>
+            <w:tcW w:type="dxa" w:w="244"/>
           </w:tcPr>
           <w:p>
             <w:r/>
@@ -1721,7 +1767,7 @@
       <w:tr>
         <w:tc>
           <w:tcPr>
-            <w:tcW w:type="dxa" w:w="537"/>
+            <w:tcW w:type="dxa" w:w="531"/>
           </w:tcPr>
           <w:p>
             <w:r/>
@@ -1736,7 +1782,7 @@
         </w:tc>
         <w:tc>
           <w:tcPr>
-            <w:tcW w:type="dxa" w:w="900"/>
+            <w:tcW w:type="dxa" w:w="890"/>
           </w:tcPr>
           <w:p>
             <w:r/>
@@ -1751,7 +1797,7 @@
         </w:tc>
         <w:tc>
           <w:tcPr>
-            <w:tcW w:type="dxa" w:w="682"/>
+            <w:tcW w:type="dxa" w:w="675"/>
           </w:tcPr>
           <w:p>
             <w:r/>
@@ -1766,7 +1812,7 @@
         </w:tc>
         <w:tc>
           <w:tcPr>
-            <w:tcW w:type="dxa" w:w="1045"/>
+            <w:tcW w:type="dxa" w:w="1105"/>
           </w:tcPr>
           <w:p>
             <w:r/>
@@ -1781,7 +1827,7 @@
         </w:tc>
         <w:tc>
           <w:tcPr>
-            <w:tcW w:type="dxa" w:w="1361"/>
+            <w:tcW w:type="dxa" w:w="1380"/>
           </w:tcPr>
           <w:p>
             <w:r/>
@@ -1796,7 +1842,7 @@
         </w:tc>
         <w:tc>
           <w:tcPr>
-            <w:tcW w:type="dxa" w:w="1486"/>
+            <w:tcW w:type="dxa" w:w="1464"/>
           </w:tcPr>
           <w:p>
             <w:r/>
@@ -1859,7 +1905,7 @@
         </w:tc>
         <w:tc>
           <w:tcPr>
-            <w:tcW w:type="dxa" w:w="1625"/>
+            <w:tcW w:type="dxa" w:w="1607"/>
           </w:tcPr>
           <w:p>
             <w:r/>
@@ -1906,7 +1952,7 @@
         </w:tc>
         <w:tc>
           <w:tcPr>
-            <w:tcW w:type="dxa" w:w="1335"/>
+            <w:tcW w:type="dxa" w:w="1320"/>
           </w:tcPr>
           <w:p>
             <w:r/>
@@ -1921,7 +1967,7 @@
         </w:tc>
         <w:tc>
           <w:tcPr>
-            <w:tcW w:type="dxa" w:w="247"/>
+            <w:tcW w:type="dxa" w:w="244"/>
           </w:tcPr>
           <w:p/>
         </w:tc>
@@ -1929,7 +1975,7 @@
       <w:tr>
         <w:tc>
           <w:tcPr>
-            <w:tcW w:type="dxa" w:w="537"/>
+            <w:tcW w:type="dxa" w:w="531"/>
           </w:tcPr>
           <w:p>
             <w:r/>
@@ -1944,7 +1990,7 @@
         </w:tc>
         <w:tc>
           <w:tcPr>
-            <w:tcW w:type="dxa" w:w="900"/>
+            <w:tcW w:type="dxa" w:w="890"/>
           </w:tcPr>
           <w:p>
             <w:r/>
@@ -1959,7 +2005,7 @@
         </w:tc>
         <w:tc>
           <w:tcPr>
-            <w:tcW w:type="dxa" w:w="682"/>
+            <w:tcW w:type="dxa" w:w="675"/>
           </w:tcPr>
           <w:p>
             <w:r/>
@@ -1974,7 +2020,7 @@
         </w:tc>
         <w:tc>
           <w:tcPr>
-            <w:tcW w:type="dxa" w:w="1045"/>
+            <w:tcW w:type="dxa" w:w="1105"/>
           </w:tcPr>
           <w:p>
             <w:r/>
@@ -1989,7 +2035,7 @@
         </w:tc>
         <w:tc>
           <w:tcPr>
-            <w:tcW w:type="dxa" w:w="1361"/>
+            <w:tcW w:type="dxa" w:w="1380"/>
           </w:tcPr>
           <w:p>
             <w:r/>
@@ -2018,7 +2064,7 @@
         </w:tc>
         <w:tc>
           <w:tcPr>
-            <w:tcW w:type="dxa" w:w="1486"/>
+            <w:tcW w:type="dxa" w:w="1464"/>
           </w:tcPr>
           <w:p>
             <w:r/>
@@ -2049,7 +2095,7 @@
         </w:tc>
         <w:tc>
           <w:tcPr>
-            <w:tcW w:type="dxa" w:w="1625"/>
+            <w:tcW w:type="dxa" w:w="1607"/>
           </w:tcPr>
           <w:p>
             <w:r/>
@@ -2105,7 +2151,7 @@
         </w:tc>
         <w:tc>
           <w:tcPr>
-            <w:tcW w:type="dxa" w:w="1335"/>
+            <w:tcW w:type="dxa" w:w="1320"/>
           </w:tcPr>
           <w:p>
             <w:r/>
@@ -2120,7 +2166,7 @@
         </w:tc>
         <w:tc>
           <w:tcPr>
-            <w:tcW w:type="dxa" w:w="247"/>
+            <w:tcW w:type="dxa" w:w="244"/>
           </w:tcPr>
           <w:p/>
         </w:tc>
@@ -2128,7 +2174,7 @@
       <w:tr>
         <w:tc>
           <w:tcPr>
-            <w:tcW w:type="dxa" w:w="537"/>
+            <w:tcW w:type="dxa" w:w="531"/>
           </w:tcPr>
           <w:p>
             <w:r/>
@@ -2143,7 +2189,7 @@
         </w:tc>
         <w:tc>
           <w:tcPr>
-            <w:tcW w:type="dxa" w:w="900"/>
+            <w:tcW w:type="dxa" w:w="890"/>
           </w:tcPr>
           <w:p>
             <w:r/>
@@ -2158,7 +2204,7 @@
         </w:tc>
         <w:tc>
           <w:tcPr>
-            <w:tcW w:type="dxa" w:w="682"/>
+            <w:tcW w:type="dxa" w:w="675"/>
           </w:tcPr>
           <w:p>
             <w:r/>
@@ -2173,7 +2219,7 @@
         </w:tc>
         <w:tc>
           <w:tcPr>
-            <w:tcW w:type="dxa" w:w="1045"/>
+            <w:tcW w:type="dxa" w:w="1105"/>
           </w:tcPr>
           <w:p>
             <w:r/>
@@ -2188,7 +2234,7 @@
         </w:tc>
         <w:tc>
           <w:tcPr>
-            <w:tcW w:type="dxa" w:w="1361"/>
+            <w:tcW w:type="dxa" w:w="1380"/>
           </w:tcPr>
           <w:p>
             <w:r/>
@@ -2203,7 +2249,7 @@
         </w:tc>
         <w:tc>
           <w:tcPr>
-            <w:tcW w:type="dxa" w:w="1486"/>
+            <w:tcW w:type="dxa" w:w="1464"/>
           </w:tcPr>
           <w:p>
             <w:r/>
@@ -2218,7 +2264,7 @@
         </w:tc>
         <w:tc>
           <w:tcPr>
-            <w:tcW w:type="dxa" w:w="1625"/>
+            <w:tcW w:type="dxa" w:w="1607"/>
           </w:tcPr>
           <w:p>
             <w:r/>
@@ -2265,7 +2311,7 @@
         </w:tc>
         <w:tc>
           <w:tcPr>
-            <w:tcW w:type="dxa" w:w="1335"/>
+            <w:tcW w:type="dxa" w:w="1320"/>
           </w:tcPr>
           <w:p>
             <w:r/>
@@ -2280,7 +2326,7 @@
         </w:tc>
         <w:tc>
           <w:tcPr>
-            <w:tcW w:type="dxa" w:w="247"/>
+            <w:tcW w:type="dxa" w:w="244"/>
           </w:tcPr>
           <w:p/>
         </w:tc>
@@ -2288,7 +2334,7 @@
       <w:tr>
         <w:tc>
           <w:tcPr>
-            <w:tcW w:type="dxa" w:w="537"/>
+            <w:tcW w:type="dxa" w:w="531"/>
           </w:tcPr>
           <w:p>
             <w:r/>
@@ -2303,7 +2349,7 @@
         </w:tc>
         <w:tc>
           <w:tcPr>
-            <w:tcW w:type="dxa" w:w="900"/>
+            <w:tcW w:type="dxa" w:w="890"/>
           </w:tcPr>
           <w:p>
             <w:r/>
@@ -2318,7 +2364,7 @@
         </w:tc>
         <w:tc>
           <w:tcPr>
-            <w:tcW w:type="dxa" w:w="682"/>
+            <w:tcW w:type="dxa" w:w="675"/>
           </w:tcPr>
           <w:p>
             <w:r/>
@@ -2333,7 +2379,7 @@
         </w:tc>
         <w:tc>
           <w:tcPr>
-            <w:tcW w:type="dxa" w:w="1045"/>
+            <w:tcW w:type="dxa" w:w="1105"/>
           </w:tcPr>
           <w:p>
             <w:r/>
@@ -2348,7 +2394,7 @@
         </w:tc>
         <w:tc>
           <w:tcPr>
-            <w:tcW w:type="dxa" w:w="1361"/>
+            <w:tcW w:type="dxa" w:w="1380"/>
           </w:tcPr>
           <w:p>
             <w:r/>
@@ -2391,7 +2437,7 @@
         </w:tc>
         <w:tc>
           <w:tcPr>
-            <w:tcW w:type="dxa" w:w="1486"/>
+            <w:tcW w:type="dxa" w:w="1464"/>
           </w:tcPr>
           <w:p>
             <w:r/>
@@ -2406,7 +2452,7 @@
         </w:tc>
         <w:tc>
           <w:tcPr>
-            <w:tcW w:type="dxa" w:w="1625"/>
+            <w:tcW w:type="dxa" w:w="1607"/>
           </w:tcPr>
           <w:p>
             <w:r/>
@@ -2435,7 +2481,7 @@
         </w:tc>
         <w:tc>
           <w:tcPr>
-            <w:tcW w:type="dxa" w:w="1335"/>
+            <w:tcW w:type="dxa" w:w="1320"/>
           </w:tcPr>
           <w:p>
             <w:r/>
@@ -2450,7 +2496,247 @@
         </w:tc>
         <w:tc>
           <w:tcPr>
-            <w:tcW w:type="dxa" w:w="247"/>
+            <w:tcW w:type="dxa" w:w="244"/>
+          </w:tcPr>
+          <w:p/>
+        </w:tc>
+      </w:tr>
+      <w:tr>
+        <w:tc>
+          <w:tcPr>
+            <w:tcW w:type="dxa" w:w="531"/>
+          </w:tcPr>
+          <w:p>
+            <w:r/>
+            <w:r>
+              <w:rPr>
+                <w:b/>
+                <w:i w:val="0"/>
+              </w:rPr>
+              <w:t>HD-11</w:t>
+            </w:r>
+          </w:p>
+        </w:tc>
+        <w:tc>
+          <w:tcPr>
+            <w:tcW w:type="dxa" w:w="890"/>
+          </w:tcPr>
+          <w:p>
+            <w:r/>
+            <w:r>
+              <w:rPr>
+                <w:b w:val="0"/>
+                <w:i w:val="0"/>
+              </w:rPr>
+              <w:t>Chỉ số byte gia tốc trục Z trong khối đọc I2C 14 byte</w:t>
+            </w:r>
+          </w:p>
+        </w:tc>
+        <w:tc>
+          <w:tcPr>
+            <w:tcW w:type="dxa" w:w="675"/>
+          </w:tcPr>
+          <w:p>
+            <w:r/>
+            <w:r>
+              <w:rPr>
+                <w:b w:val="0"/>
+                <w:i w:val="0"/>
+              </w:rPr>
+              <w:t>§8.3 Bảng 23 dòng 3</w:t>
+            </w:r>
+          </w:p>
+        </w:tc>
+        <w:tc>
+          <w:tcPr>
+            <w:tcW w:type="dxa" w:w="1105"/>
+          </w:tcPr>
+          <w:p>
+            <w:r/>
+            <w:r>
+              <w:rPr>
+                <w:b w:val="0"/>
+                <w:i w:val="0"/>
+              </w:rPr>
+              <w:t xml:space="preserve">Khối 14 byte đọc từ 0x3B: byte 4..5 là </w:t>
+            </w:r>
+            <w:r>
+              <w:rPr>
+                <w:rFonts w:ascii="Menlo" w:hAnsi="Menlo"/>
+                <w:b w:val="0"/>
+                <w:i w:val="0"/>
+                <w:sz w:val="19"/>
+              </w:rPr>
+              <w:t>ACCEL_ZOUT</w:t>
+            </w:r>
+            <w:r>
+              <w:rPr>
+                <w:b w:val="0"/>
+                <w:i w:val="0"/>
+              </w:rPr>
+              <w:t xml:space="preserve"> (trục trước-sau); byte 8..9 là </w:t>
+            </w:r>
+            <w:r>
+              <w:rPr>
+                <w:rFonts w:ascii="Menlo" w:hAnsi="Menlo"/>
+                <w:b w:val="0"/>
+                <w:i w:val="0"/>
+                <w:sz w:val="19"/>
+              </w:rPr>
+              <w:t>GYRO_XOUT</w:t>
+            </w:r>
+            <w:r>
+              <w:rPr>
+                <w:b w:val="0"/>
+                <w:i w:val="0"/>
+              </w:rPr>
+              <w:t xml:space="preserve"> (lắc roll).</w:t>
+            </w:r>
+          </w:p>
+        </w:tc>
+        <w:tc>
+          <w:tcPr>
+            <w:tcW w:type="dxa" w:w="1380"/>
+          </w:tcPr>
+          <w:p>
+            <w:r/>
+            <w:r>
+              <w:rPr>
+                <w:b w:val="0"/>
+                <w:i w:val="0"/>
+              </w:rPr>
+              <w:t xml:space="preserve">Bản tham chiếu </w:t>
+            </w:r>
+            <w:r>
+              <w:rPr>
+                <w:rFonts w:ascii="Menlo" w:hAnsi="Menlo"/>
+                <w:b w:val="0"/>
+                <w:i w:val="0"/>
+                <w:sz w:val="19"/>
+              </w:rPr>
+              <w:t>drv_imu.c:43</w:t>
+            </w:r>
+            <w:r>
+              <w:rPr>
+                <w:b w:val="0"/>
+                <w:i w:val="0"/>
+              </w:rPr>
+              <w:t xml:space="preserve"> lấy nhầm </w:t>
+            </w:r>
+            <w:r>
+              <w:rPr>
+                <w:rFonts w:ascii="Menlo" w:hAnsi="Menlo"/>
+                <w:b w:val="0"/>
+                <w:i w:val="0"/>
+                <w:sz w:val="19"/>
+              </w:rPr>
+              <w:t>data[8..9]</w:t>
+            </w:r>
+            <w:r>
+              <w:rPr>
+                <w:b w:val="0"/>
+                <w:i w:val="0"/>
+              </w:rPr>
+              <w:t xml:space="preserve"> (GYRO_X). Firmware của ta dùng đúng </w:t>
+            </w:r>
+            <w:r>
+              <w:rPr>
+                <w:rFonts w:ascii="Menlo" w:hAnsi="Menlo"/>
+                <w:b w:val="0"/>
+                <w:i w:val="0"/>
+                <w:sz w:val="19"/>
+              </w:rPr>
+              <w:t>buf[4..5]</w:t>
+            </w:r>
+            <w:r>
+              <w:rPr>
+                <w:b w:val="0"/>
+                <w:i w:val="0"/>
+              </w:rPr>
+              <w:t xml:space="preserve"> (</w:t>
+            </w:r>
+            <w:r>
+              <w:rPr>
+                <w:rFonts w:ascii="Menlo" w:hAnsi="Menlo"/>
+                <w:b w:val="0"/>
+                <w:i w:val="0"/>
+                <w:sz w:val="19"/>
+              </w:rPr>
+              <w:t>ACCEL_ZOUT</w:t>
+            </w:r>
+            <w:r>
+              <w:rPr>
+                <w:b w:val="0"/>
+                <w:i w:val="0"/>
+              </w:rPr>
+              <w:t>).</w:t>
+            </w:r>
+          </w:p>
+        </w:tc>
+        <w:tc>
+          <w:tcPr>
+            <w:tcW w:type="dxa" w:w="1464"/>
+          </w:tcPr>
+          <w:p>
+            <w:r/>
+            <w:r>
+              <w:rPr>
+                <w:b w:val="0"/>
+                <w:i w:val="0"/>
+              </w:rPr>
+              <w:t>Đối chiếu datasheet InvenSense MPU-6000/6050 Register Map rev 4.2 trang 29-31 và §8.3 Bảng 23.</w:t>
+            </w:r>
+          </w:p>
+        </w:tc>
+        <w:tc>
+          <w:tcPr>
+            <w:tcW w:type="dxa" w:w="1607"/>
+          </w:tcPr>
+          <w:p>
+            <w:r/>
+            <w:r>
+              <w:rPr>
+                <w:b w:val="0"/>
+                <w:i w:val="0"/>
+              </w:rPr>
+              <w:t xml:space="preserve">Lấy đúng </w:t>
+            </w:r>
+            <w:r>
+              <w:rPr>
+                <w:rFonts w:ascii="Menlo" w:hAnsi="Menlo"/>
+                <w:b w:val="0"/>
+                <w:i w:val="0"/>
+                <w:sz w:val="19"/>
+              </w:rPr>
+              <w:t>buf[4..5]</w:t>
+            </w:r>
+            <w:r>
+              <w:rPr>
+                <w:b w:val="0"/>
+                <w:i w:val="0"/>
+              </w:rPr>
+              <w:t xml:space="preserve"> đo lực gia tốc trọng trường g · sin(θ) của trục pitch; kết hợp offset -535 LSB bảo đảm hồi tiếp góc tĩnh chuẩn xác.</w:t>
+            </w:r>
+          </w:p>
+        </w:tc>
+        <w:tc>
+          <w:tcPr>
+            <w:tcW w:type="dxa" w:w="1320"/>
+          </w:tcPr>
+          <w:p>
+            <w:r/>
+            <w:r>
+              <w:rPr>
+                <w:b/>
+                <w:i w:val="0"/>
+              </w:rPr>
+              <w:t>T</w:t>
+            </w:r>
+          </w:p>
+        </w:tc>
+        <w:tc>
+          <w:tcPr>
+            <w:tcW w:type="dxa" w:w="244"/>
           </w:tcPr>
           <w:p/>
         </w:tc>

--- a/docs/robot-tu-can-bang/HIEU-DINH-PHAN-CUNG-v1.2.docx
+++ b/docs/robot-tu-can-bang/HIEU-DINH-PHAN-CUNG-v1.2.docx
@@ -215,20 +215,20 @@
         <w:tblLook w:firstColumn="1" w:firstRow="1" w:lastColumn="0" w:lastRow="0" w:noHBand="0" w:noVBand="1" w:val="04A0"/>
       </w:tblPr>
       <w:tblGrid>
-        <w:gridCol w:w="531"/>
-        <w:gridCol w:w="890"/>
-        <w:gridCol w:w="675"/>
-        <w:gridCol w:w="1105"/>
-        <w:gridCol w:w="1380"/>
-        <w:gridCol w:w="1464"/>
-        <w:gridCol w:w="1607"/>
-        <w:gridCol w:w="1320"/>
-        <w:gridCol w:w="244"/>
+        <w:gridCol w:w="484"/>
+        <w:gridCol w:w="1596"/>
+        <w:gridCol w:w="615"/>
+        <w:gridCol w:w="1007"/>
+        <w:gridCol w:w="1287"/>
+        <w:gridCol w:w="1335"/>
+        <w:gridCol w:w="1465"/>
+        <w:gridCol w:w="1204"/>
+        <w:gridCol w:w="222"/>
       </w:tblGrid>
       <w:tr>
         <w:tc>
           <w:tcPr>
-            <w:tcW w:type="dxa" w:w="531"/>
+            <w:tcW w:type="dxa" w:w="484"/>
           </w:tcPr>
           <w:p>
             <w:r>
@@ -247,7 +247,7 @@
         </w:tc>
         <w:tc>
           <w:tcPr>
-            <w:tcW w:type="dxa" w:w="890"/>
+            <w:tcW w:type="dxa" w:w="1596"/>
           </w:tcPr>
           <w:p>
             <w:r>
@@ -266,7 +266,7 @@
         </w:tc>
         <w:tc>
           <w:tcPr>
-            <w:tcW w:type="dxa" w:w="675"/>
+            <w:tcW w:type="dxa" w:w="615"/>
           </w:tcPr>
           <w:p>
             <w:r>
@@ -285,7 +285,7 @@
         </w:tc>
         <w:tc>
           <w:tcPr>
-            <w:tcW w:type="dxa" w:w="1105"/>
+            <w:tcW w:type="dxa" w:w="1007"/>
           </w:tcPr>
           <w:p>
             <w:r>
@@ -304,7 +304,7 @@
         </w:tc>
         <w:tc>
           <w:tcPr>
-            <w:tcW w:type="dxa" w:w="1380"/>
+            <w:tcW w:type="dxa" w:w="1287"/>
           </w:tcPr>
           <w:p>
             <w:r>
@@ -323,7 +323,7 @@
         </w:tc>
         <w:tc>
           <w:tcPr>
-            <w:tcW w:type="dxa" w:w="1464"/>
+            <w:tcW w:type="dxa" w:w="1335"/>
           </w:tcPr>
           <w:p>
             <w:r>
@@ -342,7 +342,7 @@
         </w:tc>
         <w:tc>
           <w:tcPr>
-            <w:tcW w:type="dxa" w:w="1607"/>
+            <w:tcW w:type="dxa" w:w="1465"/>
           </w:tcPr>
           <w:p>
             <w:r>
@@ -361,7 +361,7 @@
         </w:tc>
         <w:tc>
           <w:tcPr>
-            <w:tcW w:type="dxa" w:w="1320"/>
+            <w:tcW w:type="dxa" w:w="1204"/>
           </w:tcPr>
           <w:p>
             <w:r>
@@ -380,7 +380,7 @@
         </w:tc>
         <w:tc>
           <w:tcPr>
-            <w:tcW w:type="dxa" w:w="244"/>
+            <w:tcW w:type="dxa" w:w="222"/>
           </w:tcPr>
           <w:p/>
         </w:tc>
@@ -388,7 +388,7 @@
       <w:tr>
         <w:tc>
           <w:tcPr>
-            <w:tcW w:type="dxa" w:w="531"/>
+            <w:tcW w:type="dxa" w:w="484"/>
           </w:tcPr>
           <w:p>
             <w:r/>
@@ -403,7 +403,7 @@
         </w:tc>
         <w:tc>
           <w:tcPr>
-            <w:tcW w:type="dxa" w:w="890"/>
+            <w:tcW w:type="dxa" w:w="1596"/>
           </w:tcPr>
           <w:p>
             <w:r/>
@@ -418,7 +418,7 @@
         </w:tc>
         <w:tc>
           <w:tcPr>
-            <w:tcW w:type="dxa" w:w="675"/>
+            <w:tcW w:type="dxa" w:w="615"/>
           </w:tcPr>
           <w:p>
             <w:r/>
@@ -433,7 +433,7 @@
         </w:tc>
         <w:tc>
           <w:tcPr>
-            <w:tcW w:type="dxa" w:w="1105"/>
+            <w:tcW w:type="dxa" w:w="1007"/>
           </w:tcPr>
           <w:p>
             <w:r/>
@@ -464,7 +464,7 @@
         </w:tc>
         <w:tc>
           <w:tcPr>
-            <w:tcW w:type="dxa" w:w="1380"/>
+            <w:tcW w:type="dxa" w:w="1287"/>
           </w:tcPr>
           <w:p>
             <w:r/>
@@ -509,7 +509,7 @@
         </w:tc>
         <w:tc>
           <w:tcPr>
-            <w:tcW w:type="dxa" w:w="1464"/>
+            <w:tcW w:type="dxa" w:w="1335"/>
           </w:tcPr>
           <w:p>
             <w:r/>
@@ -572,7 +572,7 @@
         </w:tc>
         <w:tc>
           <w:tcPr>
-            <w:tcW w:type="dxa" w:w="1607"/>
+            <w:tcW w:type="dxa" w:w="1465"/>
           </w:tcPr>
           <w:p>
             <w:r/>
@@ -649,7 +649,7 @@
         </w:tc>
         <w:tc>
           <w:tcPr>
-            <w:tcW w:type="dxa" w:w="1320"/>
+            <w:tcW w:type="dxa" w:w="1204"/>
           </w:tcPr>
           <w:p>
             <w:r/>
@@ -664,7 +664,7 @@
         </w:tc>
         <w:tc>
           <w:tcPr>
-            <w:tcW w:type="dxa" w:w="244"/>
+            <w:tcW w:type="dxa" w:w="222"/>
           </w:tcPr>
           <w:p/>
         </w:tc>
@@ -672,7 +672,7 @@
       <w:tr>
         <w:tc>
           <w:tcPr>
-            <w:tcW w:type="dxa" w:w="531"/>
+            <w:tcW w:type="dxa" w:w="484"/>
           </w:tcPr>
           <w:p>
             <w:r/>
@@ -687,7 +687,7 @@
         </w:tc>
         <w:tc>
           <w:tcPr>
-            <w:tcW w:type="dxa" w:w="890"/>
+            <w:tcW w:type="dxa" w:w="1596"/>
           </w:tcPr>
           <w:p>
             <w:r/>
@@ -702,7 +702,7 @@
         </w:tc>
         <w:tc>
           <w:tcPr>
-            <w:tcW w:type="dxa" w:w="675"/>
+            <w:tcW w:type="dxa" w:w="615"/>
           </w:tcPr>
           <w:p>
             <w:r/>
@@ -717,7 +717,7 @@
         </w:tc>
         <w:tc>
           <w:tcPr>
-            <w:tcW w:type="dxa" w:w="1105"/>
+            <w:tcW w:type="dxa" w:w="1007"/>
           </w:tcPr>
           <w:p>
             <w:r/>
@@ -732,7 +732,7 @@
         </w:tc>
         <w:tc>
           <w:tcPr>
-            <w:tcW w:type="dxa" w:w="1380"/>
+            <w:tcW w:type="dxa" w:w="1287"/>
           </w:tcPr>
           <w:p>
             <w:r/>
@@ -761,7 +761,7 @@
         </w:tc>
         <w:tc>
           <w:tcPr>
-            <w:tcW w:type="dxa" w:w="1464"/>
+            <w:tcW w:type="dxa" w:w="1335"/>
           </w:tcPr>
           <w:p>
             <w:r/>
@@ -808,7 +808,7 @@
         </w:tc>
         <w:tc>
           <w:tcPr>
-            <w:tcW w:type="dxa" w:w="1607"/>
+            <w:tcW w:type="dxa" w:w="1465"/>
           </w:tcPr>
           <w:p>
             <w:r/>
@@ -853,7 +853,7 @@
         </w:tc>
         <w:tc>
           <w:tcPr>
-            <w:tcW w:type="dxa" w:w="1320"/>
+            <w:tcW w:type="dxa" w:w="1204"/>
           </w:tcPr>
           <w:p>
             <w:r/>
@@ -868,7 +868,7 @@
         </w:tc>
         <w:tc>
           <w:tcPr>
-            <w:tcW w:type="dxa" w:w="244"/>
+            <w:tcW w:type="dxa" w:w="222"/>
           </w:tcPr>
           <w:p/>
         </w:tc>
@@ -876,7 +876,7 @@
       <w:tr>
         <w:tc>
           <w:tcPr>
-            <w:tcW w:type="dxa" w:w="531"/>
+            <w:tcW w:type="dxa" w:w="484"/>
           </w:tcPr>
           <w:p>
             <w:r/>
@@ -891,7 +891,7 @@
         </w:tc>
         <w:tc>
           <w:tcPr>
-            <w:tcW w:type="dxa" w:w="890"/>
+            <w:tcW w:type="dxa" w:w="1596"/>
           </w:tcPr>
           <w:p>
             <w:r/>
@@ -906,7 +906,7 @@
         </w:tc>
         <w:tc>
           <w:tcPr>
-            <w:tcW w:type="dxa" w:w="675"/>
+            <w:tcW w:type="dxa" w:w="615"/>
           </w:tcPr>
           <w:p>
             <w:r/>
@@ -921,7 +921,7 @@
         </w:tc>
         <w:tc>
           <w:tcPr>
-            <w:tcW w:type="dxa" w:w="1105"/>
+            <w:tcW w:type="dxa" w:w="1007"/>
           </w:tcPr>
           <w:p>
             <w:r/>
@@ -936,7 +936,7 @@
         </w:tc>
         <w:tc>
           <w:tcPr>
-            <w:tcW w:type="dxa" w:w="1380"/>
+            <w:tcW w:type="dxa" w:w="1287"/>
           </w:tcPr>
           <w:p>
             <w:r/>
@@ -979,7 +979,7 @@
         </w:tc>
         <w:tc>
           <w:tcPr>
-            <w:tcW w:type="dxa" w:w="1464"/>
+            <w:tcW w:type="dxa" w:w="1335"/>
           </w:tcPr>
           <w:p>
             <w:r/>
@@ -1010,7 +1010,7 @@
         </w:tc>
         <w:tc>
           <w:tcPr>
-            <w:tcW w:type="dxa" w:w="1607"/>
+            <w:tcW w:type="dxa" w:w="1465"/>
           </w:tcPr>
           <w:p>
             <w:r/>
@@ -1073,7 +1073,7 @@
         </w:tc>
         <w:tc>
           <w:tcPr>
-            <w:tcW w:type="dxa" w:w="1320"/>
+            <w:tcW w:type="dxa" w:w="1204"/>
           </w:tcPr>
           <w:p>
             <w:r/>
@@ -1088,7 +1088,7 @@
         </w:tc>
         <w:tc>
           <w:tcPr>
-            <w:tcW w:type="dxa" w:w="244"/>
+            <w:tcW w:type="dxa" w:w="222"/>
           </w:tcPr>
           <w:p/>
         </w:tc>
@@ -1096,7 +1096,7 @@
       <w:tr>
         <w:tc>
           <w:tcPr>
-            <w:tcW w:type="dxa" w:w="531"/>
+            <w:tcW w:type="dxa" w:w="484"/>
           </w:tcPr>
           <w:p>
             <w:r/>
@@ -1111,7 +1111,7 @@
         </w:tc>
         <w:tc>
           <w:tcPr>
-            <w:tcW w:type="dxa" w:w="890"/>
+            <w:tcW w:type="dxa" w:w="1596"/>
           </w:tcPr>
           <w:p>
             <w:r/>
@@ -1126,7 +1126,7 @@
         </w:tc>
         <w:tc>
           <w:tcPr>
-            <w:tcW w:type="dxa" w:w="675"/>
+            <w:tcW w:type="dxa" w:w="615"/>
           </w:tcPr>
           <w:p>
             <w:r/>
@@ -1141,7 +1141,7 @@
         </w:tc>
         <w:tc>
           <w:tcPr>
-            <w:tcW w:type="dxa" w:w="1105"/>
+            <w:tcW w:type="dxa" w:w="1007"/>
           </w:tcPr>
           <w:p>
             <w:r/>
@@ -1156,7 +1156,7 @@
         </w:tc>
         <w:tc>
           <w:tcPr>
-            <w:tcW w:type="dxa" w:w="1380"/>
+            <w:tcW w:type="dxa" w:w="1287"/>
           </w:tcPr>
           <w:p>
             <w:r/>
@@ -1213,7 +1213,7 @@
         </w:tc>
         <w:tc>
           <w:tcPr>
-            <w:tcW w:type="dxa" w:w="1464"/>
+            <w:tcW w:type="dxa" w:w="1335"/>
           </w:tcPr>
           <w:p>
             <w:r/>
@@ -1244,7 +1244,7 @@
         </w:tc>
         <w:tc>
           <w:tcPr>
-            <w:tcW w:type="dxa" w:w="1607"/>
+            <w:tcW w:type="dxa" w:w="1465"/>
           </w:tcPr>
           <w:p>
             <w:r/>
@@ -1307,7 +1307,7 @@
         </w:tc>
         <w:tc>
           <w:tcPr>
-            <w:tcW w:type="dxa" w:w="1320"/>
+            <w:tcW w:type="dxa" w:w="1204"/>
           </w:tcPr>
           <w:p>
             <w:r/>
@@ -1322,7 +1322,7 @@
         </w:tc>
         <w:tc>
           <w:tcPr>
-            <w:tcW w:type="dxa" w:w="244"/>
+            <w:tcW w:type="dxa" w:w="222"/>
           </w:tcPr>
           <w:p/>
         </w:tc>
@@ -1330,7 +1330,7 @@
       <w:tr>
         <w:tc>
           <w:tcPr>
-            <w:tcW w:type="dxa" w:w="531"/>
+            <w:tcW w:type="dxa" w:w="484"/>
           </w:tcPr>
           <w:p>
             <w:r/>
@@ -1345,7 +1345,7 @@
         </w:tc>
         <w:tc>
           <w:tcPr>
-            <w:tcW w:type="dxa" w:w="890"/>
+            <w:tcW w:type="dxa" w:w="1596"/>
           </w:tcPr>
           <w:p>
             <w:r/>
@@ -1374,7 +1374,7 @@
         </w:tc>
         <w:tc>
           <w:tcPr>
-            <w:tcW w:type="dxa" w:w="675"/>
+            <w:tcW w:type="dxa" w:w="615"/>
           </w:tcPr>
           <w:p>
             <w:r/>
@@ -1389,7 +1389,7 @@
         </w:tc>
         <w:tc>
           <w:tcPr>
-            <w:tcW w:type="dxa" w:w="1105"/>
+            <w:tcW w:type="dxa" w:w="1007"/>
           </w:tcPr>
           <w:p>
             <w:r/>
@@ -1418,7 +1418,7 @@
         </w:tc>
         <w:tc>
           <w:tcPr>
-            <w:tcW w:type="dxa" w:w="1380"/>
+            <w:tcW w:type="dxa" w:w="1287"/>
           </w:tcPr>
           <w:p>
             <w:r/>
@@ -1461,7 +1461,7 @@
         </w:tc>
         <w:tc>
           <w:tcPr>
-            <w:tcW w:type="dxa" w:w="1464"/>
+            <w:tcW w:type="dxa" w:w="1335"/>
           </w:tcPr>
           <w:p>
             <w:r/>
@@ -1504,7 +1504,7 @@
         </w:tc>
         <w:tc>
           <w:tcPr>
-            <w:tcW w:type="dxa" w:w="1607"/>
+            <w:tcW w:type="dxa" w:w="1465"/>
           </w:tcPr>
           <w:p>
             <w:r/>
@@ -1577,7 +1577,7 @@
         </w:tc>
         <w:tc>
           <w:tcPr>
-            <w:tcW w:type="dxa" w:w="1320"/>
+            <w:tcW w:type="dxa" w:w="1204"/>
           </w:tcPr>
           <w:p>
             <w:r/>
@@ -1592,7 +1592,7 @@
         </w:tc>
         <w:tc>
           <w:tcPr>
-            <w:tcW w:type="dxa" w:w="244"/>
+            <w:tcW w:type="dxa" w:w="222"/>
           </w:tcPr>
           <w:p/>
         </w:tc>
@@ -1600,7 +1600,7 @@
       <w:tr>
         <w:tc>
           <w:tcPr>
-            <w:tcW w:type="dxa" w:w="531"/>
+            <w:tcW w:type="dxa" w:w="484"/>
           </w:tcPr>
           <w:p>
             <w:r/>
@@ -1615,7 +1615,7 @@
         </w:tc>
         <w:tc>
           <w:tcPr>
-            <w:tcW w:type="dxa" w:w="890"/>
+            <w:tcW w:type="dxa" w:w="1596"/>
           </w:tcPr>
           <w:p>
             <w:r/>
@@ -1630,7 +1630,7 @@
         </w:tc>
         <w:tc>
           <w:tcPr>
-            <w:tcW w:type="dxa" w:w="675"/>
+            <w:tcW w:type="dxa" w:w="615"/>
           </w:tcPr>
           <w:p>
             <w:r/>
@@ -1645,7 +1645,7 @@
         </w:tc>
         <w:tc>
           <w:tcPr>
-            <w:tcW w:type="dxa" w:w="1105"/>
+            <w:tcW w:type="dxa" w:w="1007"/>
           </w:tcPr>
           <w:p>
             <w:r/>
@@ -1660,7 +1660,7 @@
         </w:tc>
         <w:tc>
           <w:tcPr>
-            <w:tcW w:type="dxa" w:w="1380"/>
+            <w:tcW w:type="dxa" w:w="1287"/>
           </w:tcPr>
           <w:p>
             <w:r/>
@@ -1689,7 +1689,7 @@
         </w:tc>
         <w:tc>
           <w:tcPr>
-            <w:tcW w:type="dxa" w:w="1464"/>
+            <w:tcW w:type="dxa" w:w="1335"/>
           </w:tcPr>
           <w:p>
             <w:r/>
@@ -1704,7 +1704,7 @@
         </w:tc>
         <w:tc>
           <w:tcPr>
-            <w:tcW w:type="dxa" w:w="1607"/>
+            <w:tcW w:type="dxa" w:w="1465"/>
           </w:tcPr>
           <w:p>
             <w:r/>
@@ -1719,7 +1719,7 @@
         </w:tc>
         <w:tc>
           <w:tcPr>
-            <w:tcW w:type="dxa" w:w="1320"/>
+            <w:tcW w:type="dxa" w:w="1204"/>
           </w:tcPr>
           <w:p>
             <w:r/>
@@ -1750,7 +1750,7 @@
         </w:tc>
         <w:tc>
           <w:tcPr>
-            <w:tcW w:type="dxa" w:w="244"/>
+            <w:tcW w:type="dxa" w:w="222"/>
           </w:tcPr>
           <w:p>
             <w:r/>
@@ -1767,7 +1767,7 @@
       <w:tr>
         <w:tc>
           <w:tcPr>
-            <w:tcW w:type="dxa" w:w="531"/>
+            <w:tcW w:type="dxa" w:w="484"/>
           </w:tcPr>
           <w:p>
             <w:r/>
@@ -1782,7 +1782,7 @@
         </w:tc>
         <w:tc>
           <w:tcPr>
-            <w:tcW w:type="dxa" w:w="890"/>
+            <w:tcW w:type="dxa" w:w="1596"/>
           </w:tcPr>
           <w:p>
             <w:r/>
@@ -1797,7 +1797,7 @@
         </w:tc>
         <w:tc>
           <w:tcPr>
-            <w:tcW w:type="dxa" w:w="675"/>
+            <w:tcW w:type="dxa" w:w="615"/>
           </w:tcPr>
           <w:p>
             <w:r/>
@@ -1812,7 +1812,7 @@
         </w:tc>
         <w:tc>
           <w:tcPr>
-            <w:tcW w:type="dxa" w:w="1105"/>
+            <w:tcW w:type="dxa" w:w="1007"/>
           </w:tcPr>
           <w:p>
             <w:r/>
@@ -1827,7 +1827,7 @@
         </w:tc>
         <w:tc>
           <w:tcPr>
-            <w:tcW w:type="dxa" w:w="1380"/>
+            <w:tcW w:type="dxa" w:w="1287"/>
           </w:tcPr>
           <w:p>
             <w:r/>
@@ -1842,7 +1842,7 @@
         </w:tc>
         <w:tc>
           <w:tcPr>
-            <w:tcW w:type="dxa" w:w="1464"/>
+            <w:tcW w:type="dxa" w:w="1335"/>
           </w:tcPr>
           <w:p>
             <w:r/>
@@ -1905,7 +1905,7 @@
         </w:tc>
         <w:tc>
           <w:tcPr>
-            <w:tcW w:type="dxa" w:w="1607"/>
+            <w:tcW w:type="dxa" w:w="1465"/>
           </w:tcPr>
           <w:p>
             <w:r/>
@@ -1952,7 +1952,7 @@
         </w:tc>
         <w:tc>
           <w:tcPr>
-            <w:tcW w:type="dxa" w:w="1320"/>
+            <w:tcW w:type="dxa" w:w="1204"/>
           </w:tcPr>
           <w:p>
             <w:r/>
@@ -1967,7 +1967,7 @@
         </w:tc>
         <w:tc>
           <w:tcPr>
-            <w:tcW w:type="dxa" w:w="244"/>
+            <w:tcW w:type="dxa" w:w="222"/>
           </w:tcPr>
           <w:p/>
         </w:tc>
@@ -1975,7 +1975,7 @@
       <w:tr>
         <w:tc>
           <w:tcPr>
-            <w:tcW w:type="dxa" w:w="531"/>
+            <w:tcW w:type="dxa" w:w="484"/>
           </w:tcPr>
           <w:p>
             <w:r/>
@@ -1990,7 +1990,7 @@
         </w:tc>
         <w:tc>
           <w:tcPr>
-            <w:tcW w:type="dxa" w:w="890"/>
+            <w:tcW w:type="dxa" w:w="1596"/>
           </w:tcPr>
           <w:p>
             <w:r/>
@@ -2005,7 +2005,7 @@
         </w:tc>
         <w:tc>
           <w:tcPr>
-            <w:tcW w:type="dxa" w:w="675"/>
+            <w:tcW w:type="dxa" w:w="615"/>
           </w:tcPr>
           <w:p>
             <w:r/>
@@ -2020,7 +2020,7 @@
         </w:tc>
         <w:tc>
           <w:tcPr>
-            <w:tcW w:type="dxa" w:w="1105"/>
+            <w:tcW w:type="dxa" w:w="1007"/>
           </w:tcPr>
           <w:p>
             <w:r/>
@@ -2035,7 +2035,7 @@
         </w:tc>
         <w:tc>
           <w:tcPr>
-            <w:tcW w:type="dxa" w:w="1380"/>
+            <w:tcW w:type="dxa" w:w="1287"/>
           </w:tcPr>
           <w:p>
             <w:r/>
@@ -2064,7 +2064,7 @@
         </w:tc>
         <w:tc>
           <w:tcPr>
-            <w:tcW w:type="dxa" w:w="1464"/>
+            <w:tcW w:type="dxa" w:w="1335"/>
           </w:tcPr>
           <w:p>
             <w:r/>
@@ -2095,7 +2095,7 @@
         </w:tc>
         <w:tc>
           <w:tcPr>
-            <w:tcW w:type="dxa" w:w="1607"/>
+            <w:tcW w:type="dxa" w:w="1465"/>
           </w:tcPr>
           <w:p>
             <w:r/>
@@ -2151,7 +2151,7 @@
         </w:tc>
         <w:tc>
           <w:tcPr>
-            <w:tcW w:type="dxa" w:w="1320"/>
+            <w:tcW w:type="dxa" w:w="1204"/>
           </w:tcPr>
           <w:p>
             <w:r/>
@@ -2166,7 +2166,7 @@
         </w:tc>
         <w:tc>
           <w:tcPr>
-            <w:tcW w:type="dxa" w:w="244"/>
+            <w:tcW w:type="dxa" w:w="222"/>
           </w:tcPr>
           <w:p/>
         </w:tc>
@@ -2174,7 +2174,7 @@
       <w:tr>
         <w:tc>
           <w:tcPr>
-            <w:tcW w:type="dxa" w:w="531"/>
+            <w:tcW w:type="dxa" w:w="484"/>
           </w:tcPr>
           <w:p>
             <w:r/>
@@ -2189,7 +2189,7 @@
         </w:tc>
         <w:tc>
           <w:tcPr>
-            <w:tcW w:type="dxa" w:w="890"/>
+            <w:tcW w:type="dxa" w:w="1596"/>
           </w:tcPr>
           <w:p>
             <w:r/>
@@ -2204,7 +2204,7 @@
         </w:tc>
         <w:tc>
           <w:tcPr>
-            <w:tcW w:type="dxa" w:w="675"/>
+            <w:tcW w:type="dxa" w:w="615"/>
           </w:tcPr>
           <w:p>
             <w:r/>
@@ -2219,7 +2219,7 @@
         </w:tc>
         <w:tc>
           <w:tcPr>
-            <w:tcW w:type="dxa" w:w="1105"/>
+            <w:tcW w:type="dxa" w:w="1007"/>
           </w:tcPr>
           <w:p>
             <w:r/>
@@ -2234,7 +2234,7 @@
         </w:tc>
         <w:tc>
           <w:tcPr>
-            <w:tcW w:type="dxa" w:w="1380"/>
+            <w:tcW w:type="dxa" w:w="1287"/>
           </w:tcPr>
           <w:p>
             <w:r/>
@@ -2249,7 +2249,7 @@
         </w:tc>
         <w:tc>
           <w:tcPr>
-            <w:tcW w:type="dxa" w:w="1464"/>
+            <w:tcW w:type="dxa" w:w="1335"/>
           </w:tcPr>
           <w:p>
             <w:r/>
@@ -2264,7 +2264,7 @@
         </w:tc>
         <w:tc>
           <w:tcPr>
-            <w:tcW w:type="dxa" w:w="1607"/>
+            <w:tcW w:type="dxa" w:w="1465"/>
           </w:tcPr>
           <w:p>
             <w:r/>
@@ -2311,7 +2311,7 @@
         </w:tc>
         <w:tc>
           <w:tcPr>
-            <w:tcW w:type="dxa" w:w="1320"/>
+            <w:tcW w:type="dxa" w:w="1204"/>
           </w:tcPr>
           <w:p>
             <w:r/>
@@ -2326,7 +2326,7 @@
         </w:tc>
         <w:tc>
           <w:tcPr>
-            <w:tcW w:type="dxa" w:w="244"/>
+            <w:tcW w:type="dxa" w:w="222"/>
           </w:tcPr>
           <w:p/>
         </w:tc>
@@ -2334,7 +2334,7 @@
       <w:tr>
         <w:tc>
           <w:tcPr>
-            <w:tcW w:type="dxa" w:w="531"/>
+            <w:tcW w:type="dxa" w:w="484"/>
           </w:tcPr>
           <w:p>
             <w:r/>
@@ -2349,7 +2349,7 @@
         </w:tc>
         <w:tc>
           <w:tcPr>
-            <w:tcW w:type="dxa" w:w="890"/>
+            <w:tcW w:type="dxa" w:w="1596"/>
           </w:tcPr>
           <w:p>
             <w:r/>
@@ -2364,7 +2364,7 @@
         </w:tc>
         <w:tc>
           <w:tcPr>
-            <w:tcW w:type="dxa" w:w="675"/>
+            <w:tcW w:type="dxa" w:w="615"/>
           </w:tcPr>
           <w:p>
             <w:r/>
@@ -2379,7 +2379,7 @@
         </w:tc>
         <w:tc>
           <w:tcPr>
-            <w:tcW w:type="dxa" w:w="1105"/>
+            <w:tcW w:type="dxa" w:w="1007"/>
           </w:tcPr>
           <w:p>
             <w:r/>
@@ -2394,7 +2394,7 @@
         </w:tc>
         <w:tc>
           <w:tcPr>
-            <w:tcW w:type="dxa" w:w="1380"/>
+            <w:tcW w:type="dxa" w:w="1287"/>
           </w:tcPr>
           <w:p>
             <w:r/>
@@ -2437,7 +2437,7 @@
         </w:tc>
         <w:tc>
           <w:tcPr>
-            <w:tcW w:type="dxa" w:w="1464"/>
+            <w:tcW w:type="dxa" w:w="1335"/>
           </w:tcPr>
           <w:p>
             <w:r/>
@@ -2452,7 +2452,7 @@
         </w:tc>
         <w:tc>
           <w:tcPr>
-            <w:tcW w:type="dxa" w:w="1607"/>
+            <w:tcW w:type="dxa" w:w="1465"/>
           </w:tcPr>
           <w:p>
             <w:r/>
@@ -2481,7 +2481,7 @@
         </w:tc>
         <w:tc>
           <w:tcPr>
-            <w:tcW w:type="dxa" w:w="1320"/>
+            <w:tcW w:type="dxa" w:w="1204"/>
           </w:tcPr>
           <w:p>
             <w:r/>
@@ -2496,7 +2496,7 @@
         </w:tc>
         <w:tc>
           <w:tcPr>
-            <w:tcW w:type="dxa" w:w="244"/>
+            <w:tcW w:type="dxa" w:w="222"/>
           </w:tcPr>
           <w:p/>
         </w:tc>
@@ -2504,7 +2504,7 @@
       <w:tr>
         <w:tc>
           <w:tcPr>
-            <w:tcW w:type="dxa" w:w="531"/>
+            <w:tcW w:type="dxa" w:w="484"/>
           </w:tcPr>
           <w:p>
             <w:r/>
@@ -2519,7 +2519,7 @@
         </w:tc>
         <w:tc>
           <w:tcPr>
-            <w:tcW w:type="dxa" w:w="890"/>
+            <w:tcW w:type="dxa" w:w="1596"/>
           </w:tcPr>
           <w:p>
             <w:r/>
@@ -2534,7 +2534,7 @@
         </w:tc>
         <w:tc>
           <w:tcPr>
-            <w:tcW w:type="dxa" w:w="675"/>
+            <w:tcW w:type="dxa" w:w="615"/>
           </w:tcPr>
           <w:p>
             <w:r/>
@@ -2549,7 +2549,7 @@
         </w:tc>
         <w:tc>
           <w:tcPr>
-            <w:tcW w:type="dxa" w:w="1105"/>
+            <w:tcW w:type="dxa" w:w="1007"/>
           </w:tcPr>
           <w:p>
             <w:r/>
@@ -2596,7 +2596,7 @@
         </w:tc>
         <w:tc>
           <w:tcPr>
-            <w:tcW w:type="dxa" w:w="1380"/>
+            <w:tcW w:type="dxa" w:w="1287"/>
           </w:tcPr>
           <w:p>
             <w:r/>
@@ -2675,7 +2675,7 @@
         </w:tc>
         <w:tc>
           <w:tcPr>
-            <w:tcW w:type="dxa" w:w="1464"/>
+            <w:tcW w:type="dxa" w:w="1335"/>
           </w:tcPr>
           <w:p>
             <w:r/>
@@ -2690,7 +2690,7 @@
         </w:tc>
         <w:tc>
           <w:tcPr>
-            <w:tcW w:type="dxa" w:w="1607"/>
+            <w:tcW w:type="dxa" w:w="1465"/>
           </w:tcPr>
           <w:p>
             <w:r/>
@@ -2721,7 +2721,7 @@
         </w:tc>
         <w:tc>
           <w:tcPr>
-            <w:tcW w:type="dxa" w:w="1320"/>
+            <w:tcW w:type="dxa" w:w="1204"/>
           </w:tcPr>
           <w:p>
             <w:r/>
@@ -2736,7 +2736,135 @@
         </w:tc>
         <w:tc>
           <w:tcPr>
-            <w:tcW w:type="dxa" w:w="244"/>
+            <w:tcW w:type="dxa" w:w="222"/>
+          </w:tcPr>
+          <w:p/>
+        </w:tc>
+      </w:tr>
+      <w:tr>
+        <w:tc>
+          <w:tcPr>
+            <w:tcW w:type="dxa" w:w="484"/>
+          </w:tcPr>
+          <w:p>
+            <w:r/>
+            <w:r>
+              <w:rPr>
+                <w:b/>
+                <w:i w:val="0"/>
+              </w:rPr>
+              <w:t>HD-12</w:t>
+            </w:r>
+          </w:p>
+        </w:tc>
+        <w:tc>
+          <w:tcPr>
+            <w:tcW w:type="dxa" w:w="1596"/>
+          </w:tcPr>
+          <w:p>
+            <w:r/>
+            <w:r>
+              <w:rPr>
+                <w:b w:val="0"/>
+                <w:i w:val="0"/>
+              </w:rPr>
+              <w:t>Offset cơ khí gia tốc cân bằng tĩnh (ACCEL_BALANCE_OFFSET)</w:t>
+            </w:r>
+          </w:p>
+        </w:tc>
+        <w:tc>
+          <w:tcPr>
+            <w:tcW w:type="dxa" w:w="615"/>
+          </w:tcPr>
+          <w:p>
+            <w:r/>
+            <w:r>
+              <w:rPr>
+                <w:b w:val="0"/>
+                <w:i w:val="0"/>
+              </w:rPr>
+              <w:t>§11.2 Bảng 29</w:t>
+            </w:r>
+          </w:p>
+        </w:tc>
+        <w:tc>
+          <w:tcPr>
+            <w:tcW w:type="dxa" w:w="1007"/>
+          </w:tcPr>
+          <w:p>
+            <w:r/>
+            <w:r>
+              <w:rPr>
+                <w:b w:val="0"/>
+                <w:i w:val="0"/>
+              </w:rPr>
+              <w:t>Bo mẫu tài liệu ghi 102 LSB; bản tham chiếu dùng -535 LSB.</w:t>
+            </w:r>
+          </w:p>
+        </w:tc>
+        <w:tc>
+          <w:tcPr>
+            <w:tcW w:type="dxa" w:w="1287"/>
+          </w:tcPr>
+          <w:p>
+            <w:r/>
+            <w:r>
+              <w:rPr>
+                <w:b w:val="0"/>
+                <w:i w:val="0"/>
+              </w:rPr>
+              <w:t>Lệch 535 LSB tương đương ~3,7°, khiến robot tưởng đang nghiêng 3,7° khi đứng thẳng và phản ứng quá mạnh rồi ngã ngửa. Bo của anh Công cần đo thực tế trên PIN.</w:t>
+            </w:r>
+          </w:p>
+        </w:tc>
+        <w:tc>
+          <w:tcPr>
+            <w:tcW w:type="dxa" w:w="1335"/>
+          </w:tcPr>
+          <w:p>
+            <w:r/>
+            <w:r>
+              <w:rPr>
+                <w:b w:val="0"/>
+                <w:i w:val="0"/>
+              </w:rPr>
+              <w:t>Cấp nguồn bằng pack PIN (không dùng USB); giữ xe thăng bằng bằng 1 ngón tay; nhấn giữ nút D12 trong 2 giây để lấy trung bình 500 mẫu Z_raw.</w:t>
+            </w:r>
+          </w:p>
+        </w:tc>
+        <w:tc>
+          <w:tcPr>
+            <w:tcW w:type="dxa" w:w="1465"/>
+          </w:tcPr>
+          <w:p>
+            <w:r/>
+            <w:r>
+              <w:rPr>
+                <w:b w:val="0"/>
+                <w:i w:val="0"/>
+              </w:rPr>
+              <w:t>Firmware tích hợp chế độ đo offset tự động 500 mẫu qua nút D12 và hiển thị Z_raw trực tiếp lên UART0. Bắt buộc đo trên PIN.</w:t>
+            </w:r>
+          </w:p>
+        </w:tc>
+        <w:tc>
+          <w:tcPr>
+            <w:tcW w:type="dxa" w:w="1204"/>
+          </w:tcPr>
+          <w:p>
+            <w:r/>
+            <w:r>
+              <w:rPr>
+                <w:b/>
+                <w:i w:val="0"/>
+              </w:rPr>
+              <w:t>L</w:t>
+            </w:r>
+          </w:p>
+        </w:tc>
+        <w:tc>
+          <w:tcPr>
+            <w:tcW w:type="dxa" w:w="222"/>
           </w:tcPr>
           <w:p/>
         </w:tc>
